--- a/SDTemplate.docx
+++ b/SDTemplate.docx
@@ -1,6 +1,6 @@
 
 <file path=word/document.xml><?xml version="1.0" encoding="utf-8"?>
-<w:document xmlns:ve="http://schemas.openxmlformats.org/markup-compatibility/2006" xmlns:o="urn:schemas-microsoft-com:office:office" xmlns:r="http://schemas.openxmlformats.org/officeDocument/2006/relationships" xmlns:m="http://schemas.openxmlformats.org/officeDocument/2006/math" xmlns:v="urn:schemas-microsoft-com:vml" xmlns:wp="http://schemas.openxmlformats.org/drawingml/2006/wordprocessingDrawing" xmlns:w10="urn:schemas-microsoft-com:office:word" xmlns:w="http://schemas.openxmlformats.org/wordprocessingml/2006/main" xmlns:wne="http://schemas.microsoft.com/office/word/2006/wordml">
+<w:document xmlns:wpc="http://schemas.microsoft.com/office/word/2010/wordprocessingCanvas" xmlns:cx="http://schemas.microsoft.com/office/drawing/2014/chartex" xmlns:cx1="http://schemas.microsoft.com/office/drawing/2015/9/8/chartex" xmlns:cx2="http://schemas.microsoft.com/office/drawing/2015/10/21/chartex" xmlns:cx3="http://schemas.microsoft.com/office/drawing/2016/5/9/chartex" xmlns:cx4="http://schemas.microsoft.com/office/drawing/2016/5/10/chartex" xmlns:cx5="http://schemas.microsoft.com/office/drawing/2016/5/11/chartex" xmlns:cx6="http://schemas.microsoft.com/office/drawing/2016/5/12/chartex" xmlns:cx7="http://schemas.microsoft.com/office/drawing/2016/5/13/chartex" xmlns:cx8="http://schemas.microsoft.com/office/drawing/2016/5/14/chartex" xmlns:mc="http://schemas.openxmlformats.org/markup-compatibility/2006" xmlns:aink="http://schemas.microsoft.com/office/drawing/2016/ink" xmlns:am3d="http://schemas.microsoft.com/office/drawing/2017/model3d" xmlns:o="urn:schemas-microsoft-com:office:office" xmlns:oel="http://schemas.microsoft.com/office/2019/extlst" xmlns:r="http://schemas.openxmlformats.org/officeDocument/2006/relationships" xmlns:m="http://schemas.openxmlformats.org/officeDocument/2006/math" xmlns:v="urn:schemas-microsoft-com:vml" xmlns:wp14="http://schemas.microsoft.com/office/word/2010/wordprocessingDrawing" xmlns:wp="http://schemas.openxmlformats.org/drawingml/2006/wordprocessingDrawing" xmlns:w10="urn:schemas-microsoft-com:office:word" xmlns:w="http://schemas.openxmlformats.org/wordprocessingml/2006/main" xmlns:w14="http://schemas.microsoft.com/office/word/2010/wordml" xmlns:w15="http://schemas.microsoft.com/office/word/2012/wordml" xmlns:w16cex="http://schemas.microsoft.com/office/word/2018/wordml/cex" xmlns:w16cid="http://schemas.microsoft.com/office/word/2016/wordml/cid" xmlns:w16="http://schemas.microsoft.com/office/word/2018/wordml" xmlns:w16du="http://schemas.microsoft.com/office/word/2023/wordml/word16du" xmlns:w16sdtdh="http://schemas.microsoft.com/office/word/2020/wordml/sdtdatahash" xmlns:w16sdtfl="http://schemas.microsoft.com/office/word/2024/wordml/sdtformatlock" xmlns:w16se="http://schemas.microsoft.com/office/word/2015/wordml/symex" xmlns:wpg="http://schemas.microsoft.com/office/word/2010/wordprocessingGroup" xmlns:wpi="http://schemas.microsoft.com/office/word/2010/wordprocessingInk" xmlns:wne="http://schemas.microsoft.com/office/word/2006/wordml" xmlns:wps="http://schemas.microsoft.com/office/word/2010/wordprocessingShape" mc:Ignorable="w14 w15 w16se w16cid w16 w16cex w16sdtdh w16sdtfl w16du wp14">
   <w:body>
     <w:p>
       <w:pPr>
@@ -108,16 +108,57 @@
           <w:sz w:val="16"/>
           <w:szCs w:val="20"/>
         </w:rPr>
-        <w:t>Chalan No.:</w:t>
-      </w:r>
-      <w:r>
-        <w:rPr>
-          <w:rFonts w:ascii="Bookman Old Style" w:hAnsi="Bookman Old Style" w:cs="Arial"/>
-          <w:b/>
-          <w:sz w:val="16"/>
-          <w:szCs w:val="20"/>
-        </w:rPr>
-        <w:t>{{r.challan}}</w:t>
+        <w:t xml:space="preserve">Chalan </w:t>
+      </w:r>
+      <w:proofErr w:type="gramStart"/>
+      <w:r>
+        <w:rPr>
+          <w:rFonts w:ascii="Bookman Old Style" w:hAnsi="Bookman Old Style" w:cs="Arial"/>
+          <w:sz w:val="16"/>
+          <w:szCs w:val="20"/>
+        </w:rPr>
+        <w:t>No.:</w:t>
+      </w:r>
+      <w:r>
+        <w:rPr>
+          <w:rFonts w:ascii="Bookman Old Style" w:hAnsi="Bookman Old Style" w:cs="Arial"/>
+          <w:b/>
+          <w:sz w:val="16"/>
+          <w:szCs w:val="20"/>
+        </w:rPr>
+        <w:t>{</w:t>
+      </w:r>
+      <w:proofErr w:type="gramEnd"/>
+      <w:r>
+        <w:rPr>
+          <w:rFonts w:ascii="Bookman Old Style" w:hAnsi="Bookman Old Style" w:cs="Arial"/>
+          <w:b/>
+          <w:sz w:val="16"/>
+          <w:szCs w:val="20"/>
+        </w:rPr>
+        <w:t>{</w:t>
+      </w:r>
+      <w:proofErr w:type="spellStart"/>
+      <w:proofErr w:type="gramStart"/>
+      <w:r>
+        <w:rPr>
+          <w:rFonts w:ascii="Bookman Old Style" w:hAnsi="Bookman Old Style" w:cs="Arial"/>
+          <w:b/>
+          <w:sz w:val="16"/>
+          <w:szCs w:val="20"/>
+        </w:rPr>
+        <w:t>r.challan</w:t>
+      </w:r>
+      <w:proofErr w:type="spellEnd"/>
+      <w:proofErr w:type="gramEnd"/>
+      <w:r>
+        <w:rPr>
+          <w:rFonts w:ascii="Bookman Old Style" w:hAnsi="Bookman Old Style" w:cs="Arial"/>
+          <w:b/>
+          <w:sz w:val="16"/>
+          <w:szCs w:val="20"/>
+        </w:rPr>
+        <w:t>}}</w:t>
       </w:r>
       <w:r>
         <w:rPr>
@@ -135,16 +176,63 @@
           <w:sz w:val="16"/>
           <w:szCs w:val="20"/>
         </w:rPr>
-        <w:t>{{r.tag}}</w:t>
-      </w:r>
-      <w:r>
-        <w:rPr>
-          <w:rFonts w:ascii="Bookman Old Style" w:hAnsi="Bookman Old Style" w:cs="Arial"/>
-          <w:b/>
-          <w:sz w:val="16"/>
-          <w:szCs w:val="20"/>
-        </w:rPr>
-        <w:t>/HT/2025-26</w:t>
+        <w:t>{{</w:t>
+      </w:r>
+      <w:proofErr w:type="spellStart"/>
+      <w:r>
+        <w:rPr>
+          <w:rFonts w:ascii="Bookman Old Style" w:hAnsi="Bookman Old Style" w:cs="Arial"/>
+          <w:b/>
+          <w:sz w:val="16"/>
+          <w:szCs w:val="20"/>
+        </w:rPr>
+        <w:t>r.tag</w:t>
+      </w:r>
+      <w:proofErr w:type="spellEnd"/>
+      <w:r>
+        <w:rPr>
+          <w:rFonts w:ascii="Bookman Old Style" w:hAnsi="Bookman Old Style" w:cs="Arial"/>
+          <w:b/>
+          <w:sz w:val="16"/>
+          <w:szCs w:val="20"/>
+        </w:rPr>
+        <w:t>}}</w:t>
+      </w:r>
+      <w:r>
+        <w:rPr>
+          <w:rFonts w:ascii="Bookman Old Style" w:hAnsi="Bookman Old Style" w:cs="Arial"/>
+          <w:b/>
+          <w:sz w:val="16"/>
+          <w:szCs w:val="20"/>
+        </w:rPr>
+        <w:t>/HT/202</w:t>
+      </w:r>
+      <w:r>
+        <w:rPr>
+          <w:rFonts w:ascii="Bookman Old Style" w:hAnsi="Bookman Old Style" w:cs="Arial"/>
+          <w:b/>
+          <w:sz w:val="16"/>
+          <w:szCs w:val="20"/>
+        </w:rPr>
+        <w:t>6</w:t>
+      </w:r>
+      <w:r>
+        <w:rPr>
+          <w:rFonts w:ascii="Bookman Old Style" w:hAnsi="Bookman Old Style" w:cs="Arial"/>
+          <w:b/>
+          <w:sz w:val="16"/>
+          <w:szCs w:val="20"/>
+        </w:rPr>
+        <w:t>-2</w:t>
+      </w:r>
+      <w:r>
+        <w:rPr>
+          <w:rFonts w:ascii="Bookman Old Style" w:hAnsi="Bookman Old Style" w:cs="Arial"/>
+          <w:b/>
+          <w:sz w:val="16"/>
+          <w:szCs w:val="20"/>
+        </w:rPr>
+        <w:t>7</w:t>
       </w:r>
       <w:r>
         <w:rPr>
@@ -225,7 +313,29 @@
           <w:sz w:val="16"/>
           <w:szCs w:val="20"/>
         </w:rPr>
-        <w:t>{{r.pdate}}</w:t>
+        <w:t>{{</w:t>
+      </w:r>
+      <w:proofErr w:type="spellStart"/>
+      <w:proofErr w:type="gramStart"/>
+      <w:r>
+        <w:rPr>
+          <w:rFonts w:ascii="Bookman Old Style" w:hAnsi="Bookman Old Style" w:cs="Arial"/>
+          <w:b/>
+          <w:sz w:val="16"/>
+          <w:szCs w:val="20"/>
+        </w:rPr>
+        <w:t>r.pdate</w:t>
+      </w:r>
+      <w:proofErr w:type="spellEnd"/>
+      <w:proofErr w:type="gramEnd"/>
+      <w:r>
+        <w:rPr>
+          <w:rFonts w:ascii="Bookman Old Style" w:hAnsi="Bookman Old Style" w:cs="Arial"/>
+          <w:b/>
+          <w:sz w:val="16"/>
+          <w:szCs w:val="20"/>
+        </w:rPr>
+        <w:t>}}</w:t>
       </w:r>
     </w:p>
     <w:p>
@@ -252,15 +362,34 @@
           <w:sz w:val="16"/>
           <w:szCs w:val="20"/>
         </w:rPr>
-        <w:t xml:space="preserve">STATE BANK OF INDIA         </w:t>
-      </w:r>
-      <w:r>
-        <w:rPr>
-          <w:rFonts w:ascii="Bookman Old Style" w:hAnsi="Bookman Old Style" w:cs="Arial"/>
-          <w:sz w:val="16"/>
-          <w:szCs w:val="20"/>
-        </w:rPr>
-        <w:t xml:space="preserve"> (Bank)        </w:t>
+        <w:t xml:space="preserve">STATE BANK OF INDIA       </w:t>
+      </w:r>
+      <w:proofErr w:type="gramStart"/>
+      <w:r>
+        <w:rPr>
+          <w:rFonts w:ascii="Bookman Old Style" w:hAnsi="Bookman Old Style" w:cs="Arial"/>
+          <w:b/>
+          <w:sz w:val="16"/>
+          <w:szCs w:val="20"/>
+        </w:rPr>
+        <w:t xml:space="preserve">  </w:t>
+      </w:r>
+      <w:r>
+        <w:rPr>
+          <w:rFonts w:ascii="Bookman Old Style" w:hAnsi="Bookman Old Style" w:cs="Arial"/>
+          <w:sz w:val="16"/>
+          <w:szCs w:val="20"/>
+        </w:rPr>
+        <w:t xml:space="preserve"> (Bank)   </w:t>
+      </w:r>
+      <w:proofErr w:type="gramEnd"/>
+      <w:r>
+        <w:rPr>
+          <w:rFonts w:ascii="Bookman Old Style" w:hAnsi="Bookman Old Style" w:cs="Arial"/>
+          <w:sz w:val="16"/>
+          <w:szCs w:val="20"/>
+        </w:rPr>
+        <w:t xml:space="preserve">     </w:t>
       </w:r>
       <w:r>
         <w:rPr>
@@ -277,7 +406,25 @@
           <w:sz w:val="16"/>
           <w:szCs w:val="20"/>
         </w:rPr>
-        <w:t xml:space="preserve">        (Branch)</w:t>
+        <w:t xml:space="preserve">     </w:t>
+      </w:r>
+      <w:proofErr w:type="gramStart"/>
+      <w:r>
+        <w:rPr>
+          <w:rFonts w:ascii="Bookman Old Style" w:hAnsi="Bookman Old Style" w:cs="Arial"/>
+          <w:sz w:val="16"/>
+          <w:szCs w:val="20"/>
+        </w:rPr>
+        <w:t xml:space="preserve">   (</w:t>
+      </w:r>
+      <w:proofErr w:type="gramEnd"/>
+      <w:r>
+        <w:rPr>
+          <w:rFonts w:ascii="Bookman Old Style" w:hAnsi="Bookman Old Style" w:cs="Arial"/>
+          <w:sz w:val="16"/>
+          <w:szCs w:val="20"/>
+        </w:rPr>
+        <w:t>Branch)</w:t>
       </w:r>
     </w:p>
     <w:tbl>
@@ -294,7 +441,7 @@
           <w:insideV w:val="single" w:sz="4" w:space="0" w:color="auto"/>
         </w:tblBorders>
         <w:tblLayout w:type="fixed"/>
-        <w:tblLook w:val="04A0"/>
+        <w:tblLook w:val="04A0" w:firstRow="1" w:lastRow="0" w:firstColumn="1" w:lastColumn="0" w:noHBand="0" w:noVBand="1"/>
       </w:tblPr>
       <w:tblGrid>
         <w:gridCol w:w="1985"/>
@@ -714,7 +861,27 @@
                 <w:sz w:val="18"/>
                 <w:szCs w:val="20"/>
               </w:rPr>
-              <w:t xml:space="preserve">{{r.purpose}} </w:t>
+              <w:t>{{</w:t>
+            </w:r>
+            <w:proofErr w:type="spellStart"/>
+            <w:proofErr w:type="gramStart"/>
+            <w:r>
+              <w:rPr>
+                <w:rFonts w:ascii="Bookman Old Style" w:hAnsi="Bookman Old Style" w:cs="Arial"/>
+                <w:sz w:val="18"/>
+                <w:szCs w:val="20"/>
+              </w:rPr>
+              <w:t>r.purpose</w:t>
+            </w:r>
+            <w:proofErr w:type="spellEnd"/>
+            <w:proofErr w:type="gramEnd"/>
+            <w:r>
+              <w:rPr>
+                <w:rFonts w:ascii="Bookman Old Style" w:hAnsi="Bookman Old Style" w:cs="Arial"/>
+                <w:sz w:val="18"/>
+                <w:szCs w:val="20"/>
+              </w:rPr>
+              <w:t xml:space="preserve">}} </w:t>
             </w:r>
             <w:r>
               <w:rPr>
@@ -758,7 +925,27 @@
                 <w:sz w:val="18"/>
                 <w:szCs w:val="20"/>
               </w:rPr>
-              <w:t>{{r.num}}</w:t>
+              <w:t>{{</w:t>
+            </w:r>
+            <w:proofErr w:type="spellStart"/>
+            <w:r>
+              <w:rPr>
+                <w:rFonts w:ascii="Bookman Old Style" w:hAnsi="Bookman Old Style" w:cs="Arial"/>
+                <w:b/>
+                <w:sz w:val="18"/>
+                <w:szCs w:val="20"/>
+              </w:rPr>
+              <w:t>r.num</w:t>
+            </w:r>
+            <w:proofErr w:type="spellEnd"/>
+            <w:r>
+              <w:rPr>
+                <w:rFonts w:ascii="Bookman Old Style" w:hAnsi="Bookman Old Style" w:cs="Arial"/>
+                <w:b/>
+                <w:sz w:val="18"/>
+                <w:szCs w:val="20"/>
+              </w:rPr>
+              <w:t>}}</w:t>
             </w:r>
             <w:r>
               <w:rPr>
@@ -783,7 +970,25 @@
                 <w:sz w:val="18"/>
                 <w:szCs w:val="20"/>
               </w:rPr>
-              <w:t xml:space="preserve">{{r.pay_type}} </w:t>
+              <w:t>{{</w:t>
+            </w:r>
+            <w:proofErr w:type="spellStart"/>
+            <w:r>
+              <w:rPr>
+                <w:rFonts w:ascii="Bookman Old Style" w:hAnsi="Bookman Old Style" w:cs="Arial"/>
+                <w:sz w:val="18"/>
+                <w:szCs w:val="20"/>
+              </w:rPr>
+              <w:t>r.pay_type</w:t>
+            </w:r>
+            <w:proofErr w:type="spellEnd"/>
+            <w:r>
+              <w:rPr>
+                <w:rFonts w:ascii="Bookman Old Style" w:hAnsi="Bookman Old Style" w:cs="Arial"/>
+                <w:sz w:val="18"/>
+                <w:szCs w:val="20"/>
+              </w:rPr>
+              <w:t xml:space="preserve">}} </w:t>
             </w:r>
             <w:r>
               <w:rPr>
@@ -799,7 +1004,25 @@
                 <w:sz w:val="18"/>
                 <w:szCs w:val="20"/>
               </w:rPr>
-              <w:t>{{r.pay_no}}</w:t>
+              <w:t>{{</w:t>
+            </w:r>
+            <w:proofErr w:type="spellStart"/>
+            <w:r>
+              <w:rPr>
+                <w:rFonts w:ascii="Bookman Old Style" w:hAnsi="Bookman Old Style" w:cs="Arial"/>
+                <w:sz w:val="18"/>
+                <w:szCs w:val="20"/>
+              </w:rPr>
+              <w:t>r.pay_no</w:t>
+            </w:r>
+            <w:proofErr w:type="spellEnd"/>
+            <w:r>
+              <w:rPr>
+                <w:rFonts w:ascii="Bookman Old Style" w:hAnsi="Bookman Old Style" w:cs="Arial"/>
+                <w:sz w:val="18"/>
+                <w:szCs w:val="20"/>
+              </w:rPr>
+              <w:t>}}</w:t>
             </w:r>
             <w:r>
               <w:rPr>
@@ -831,7 +1054,27 @@
                 <w:sz w:val="18"/>
                 <w:szCs w:val="20"/>
               </w:rPr>
-              <w:t xml:space="preserve">{{r.date}} </w:t>
+              <w:t>{{</w:t>
+            </w:r>
+            <w:proofErr w:type="spellStart"/>
+            <w:proofErr w:type="gramStart"/>
+            <w:r>
+              <w:rPr>
+                <w:rFonts w:ascii="Bookman Old Style" w:hAnsi="Bookman Old Style" w:cs="Arial"/>
+                <w:sz w:val="18"/>
+                <w:szCs w:val="20"/>
+              </w:rPr>
+              <w:t>r.date</w:t>
+            </w:r>
+            <w:proofErr w:type="spellEnd"/>
+            <w:proofErr w:type="gramEnd"/>
+            <w:r>
+              <w:rPr>
+                <w:rFonts w:ascii="Bookman Old Style" w:hAnsi="Bookman Old Style" w:cs="Arial"/>
+                <w:sz w:val="18"/>
+                <w:szCs w:val="20"/>
+              </w:rPr>
+              <w:t xml:space="preserve">}} </w:t>
             </w:r>
             <w:r>
               <w:rPr>
@@ -847,7 +1090,27 @@
                 <w:sz w:val="18"/>
                 <w:szCs w:val="20"/>
               </w:rPr>
-              <w:t>{{r.bank}}</w:t>
+              <w:t>{{</w:t>
+            </w:r>
+            <w:proofErr w:type="spellStart"/>
+            <w:proofErr w:type="gramStart"/>
+            <w:r>
+              <w:rPr>
+                <w:rFonts w:ascii="Bookman Old Style" w:hAnsi="Bookman Old Style" w:cs="Arial"/>
+                <w:sz w:val="18"/>
+                <w:szCs w:val="20"/>
+              </w:rPr>
+              <w:t>r.bank</w:t>
+            </w:r>
+            <w:proofErr w:type="spellEnd"/>
+            <w:proofErr w:type="gramEnd"/>
+            <w:r>
+              <w:rPr>
+                <w:rFonts w:ascii="Bookman Old Style" w:hAnsi="Bookman Old Style" w:cs="Arial"/>
+                <w:sz w:val="18"/>
+                <w:szCs w:val="20"/>
+              </w:rPr>
+              <w:t>}}</w:t>
             </w:r>
           </w:p>
           <w:p>
@@ -866,8 +1129,20 @@
                 <w:sz w:val="18"/>
                 <w:szCs w:val="20"/>
               </w:rPr>
-              <w:t>{{r.breakdown</w:t>
-            </w:r>
+              <w:t>{{</w:t>
+            </w:r>
+            <w:proofErr w:type="spellStart"/>
+            <w:proofErr w:type="gramStart"/>
+            <w:r>
+              <w:rPr>
+                <w:rFonts w:ascii="Bookman Old Style" w:hAnsi="Bookman Old Style" w:cs="Arial"/>
+                <w:sz w:val="18"/>
+                <w:szCs w:val="20"/>
+              </w:rPr>
+              <w:t>r.breakdown</w:t>
+            </w:r>
+            <w:proofErr w:type="spellEnd"/>
+            <w:proofErr w:type="gramEnd"/>
             <w:r>
               <w:rPr>
                 <w:rFonts w:ascii="Bookman Old Style" w:hAnsi="Bookman Old Style" w:cs="Arial"/>
@@ -992,7 +1267,29 @@
                 <w:sz w:val="16"/>
                 <w:szCs w:val="20"/>
               </w:rPr>
-              <w:t>{{r.amount}}</w:t>
+              <w:t>{{</w:t>
+            </w:r>
+            <w:proofErr w:type="spellStart"/>
+            <w:proofErr w:type="gramStart"/>
+            <w:r>
+              <w:rPr>
+                <w:rFonts w:ascii="Bookman Old Style" w:hAnsi="Bookman Old Style" w:cs="Arial"/>
+                <w:b/>
+                <w:sz w:val="16"/>
+                <w:szCs w:val="20"/>
+              </w:rPr>
+              <w:t>r.amount</w:t>
+            </w:r>
+            <w:proofErr w:type="spellEnd"/>
+            <w:proofErr w:type="gramEnd"/>
+            <w:r>
+              <w:rPr>
+                <w:rFonts w:ascii="Bookman Old Style" w:hAnsi="Bookman Old Style" w:cs="Arial"/>
+                <w:b/>
+                <w:sz w:val="16"/>
+                <w:szCs w:val="20"/>
+              </w:rPr>
+              <w:t>}}</w:t>
             </w:r>
           </w:p>
           <w:p>
@@ -1031,7 +1328,29 @@
                 <w:sz w:val="18"/>
                 <w:szCs w:val="20"/>
               </w:rPr>
-              <w:t>{{r.account}}</w:t>
+              <w:t>{{</w:t>
+            </w:r>
+            <w:proofErr w:type="spellStart"/>
+            <w:proofErr w:type="gramStart"/>
+            <w:r>
+              <w:rPr>
+                <w:rFonts w:ascii="Bookman Old Style" w:hAnsi="Bookman Old Style" w:cs="Arial"/>
+                <w:b/>
+                <w:sz w:val="18"/>
+                <w:szCs w:val="20"/>
+              </w:rPr>
+              <w:t>r.account</w:t>
+            </w:r>
+            <w:proofErr w:type="spellEnd"/>
+            <w:proofErr w:type="gramEnd"/>
+            <w:r>
+              <w:rPr>
+                <w:rFonts w:ascii="Bookman Old Style" w:hAnsi="Bookman Old Style" w:cs="Arial"/>
+                <w:b/>
+                <w:sz w:val="18"/>
+                <w:szCs w:val="20"/>
+              </w:rPr>
+              <w:t>}}</w:t>
             </w:r>
           </w:p>
         </w:tc>
@@ -1197,7 +1516,29 @@
                 <w:sz w:val="16"/>
                 <w:szCs w:val="20"/>
               </w:rPr>
-              <w:t>{{r.amount}}</w:t>
+              <w:t>{{</w:t>
+            </w:r>
+            <w:proofErr w:type="spellStart"/>
+            <w:proofErr w:type="gramStart"/>
+            <w:r>
+              <w:rPr>
+                <w:rFonts w:ascii="Bookman Old Style" w:hAnsi="Bookman Old Style" w:cs="Arial"/>
+                <w:b/>
+                <w:sz w:val="16"/>
+                <w:szCs w:val="20"/>
+              </w:rPr>
+              <w:t>r.amount</w:t>
+            </w:r>
+            <w:proofErr w:type="spellEnd"/>
+            <w:proofErr w:type="gramEnd"/>
+            <w:r>
+              <w:rPr>
+                <w:rFonts w:ascii="Bookman Old Style" w:hAnsi="Bookman Old Style" w:cs="Arial"/>
+                <w:b/>
+                <w:sz w:val="16"/>
+                <w:szCs w:val="20"/>
+              </w:rPr>
+              <w:t>}}</w:t>
             </w:r>
           </w:p>
         </w:tc>
@@ -1386,7 +1727,29 @@
           <w:sz w:val="16"/>
           <w:szCs w:val="20"/>
         </w:rPr>
-        <w:t xml:space="preserve">{{r.words}} </w:t>
+        <w:t>{{</w:t>
+      </w:r>
+      <w:proofErr w:type="spellStart"/>
+      <w:proofErr w:type="gramStart"/>
+      <w:r>
+        <w:rPr>
+          <w:rFonts w:ascii="Bookman Old Style" w:hAnsi="Bookman Old Style" w:cs="Arial"/>
+          <w:b/>
+          <w:sz w:val="16"/>
+          <w:szCs w:val="20"/>
+        </w:rPr>
+        <w:t>r.words</w:t>
+      </w:r>
+      <w:proofErr w:type="spellEnd"/>
+      <w:proofErr w:type="gramEnd"/>
+      <w:r>
+        <w:rPr>
+          <w:rFonts w:ascii="Bookman Old Style" w:hAnsi="Bookman Old Style" w:cs="Arial"/>
+          <w:b/>
+          <w:sz w:val="16"/>
+          <w:szCs w:val="20"/>
+        </w:rPr>
+        <w:t xml:space="preserve">}} </w:t>
       </w:r>
       <w:r>
         <w:rPr>
@@ -1462,13 +1825,23 @@
           <w:szCs w:val="20"/>
         </w:rPr>
       </w:pPr>
-      <w:r>
-        <w:rPr>
-          <w:rFonts w:ascii="Bookman Old Style" w:hAnsi="Bookman Old Style" w:cs="Arial"/>
-          <w:sz w:val="16"/>
-          <w:szCs w:val="20"/>
-        </w:rPr>
-        <w:t>Date : ……………………</w:t>
+      <w:proofErr w:type="gramStart"/>
+      <w:r>
+        <w:rPr>
+          <w:rFonts w:ascii="Bookman Old Style" w:hAnsi="Bookman Old Style" w:cs="Arial"/>
+          <w:sz w:val="16"/>
+          <w:szCs w:val="20"/>
+        </w:rPr>
+        <w:t>Date :</w:t>
+      </w:r>
+      <w:proofErr w:type="gramEnd"/>
+      <w:r>
+        <w:rPr>
+          <w:rFonts w:ascii="Bookman Old Style" w:hAnsi="Bookman Old Style" w:cs="Arial"/>
+          <w:sz w:val="16"/>
+          <w:szCs w:val="20"/>
+        </w:rPr>
+        <w:t xml:space="preserve"> ……………………</w:t>
       </w:r>
       <w:r>
         <w:rPr>
@@ -1687,16 +2060,57 @@
           <w:sz w:val="16"/>
           <w:szCs w:val="20"/>
         </w:rPr>
-        <w:t>Chalan No.:</w:t>
-      </w:r>
-      <w:r>
-        <w:rPr>
-          <w:rFonts w:ascii="Bookman Old Style" w:hAnsi="Bookman Old Style" w:cs="Arial"/>
-          <w:b/>
-          <w:sz w:val="16"/>
-          <w:szCs w:val="20"/>
-        </w:rPr>
-        <w:t>{{r.challan}}</w:t>
+        <w:t xml:space="preserve">Chalan </w:t>
+      </w:r>
+      <w:proofErr w:type="gramStart"/>
+      <w:r>
+        <w:rPr>
+          <w:rFonts w:ascii="Bookman Old Style" w:hAnsi="Bookman Old Style" w:cs="Arial"/>
+          <w:sz w:val="16"/>
+          <w:szCs w:val="20"/>
+        </w:rPr>
+        <w:t>No.:</w:t>
+      </w:r>
+      <w:r>
+        <w:rPr>
+          <w:rFonts w:ascii="Bookman Old Style" w:hAnsi="Bookman Old Style" w:cs="Arial"/>
+          <w:b/>
+          <w:sz w:val="16"/>
+          <w:szCs w:val="20"/>
+        </w:rPr>
+        <w:t>{</w:t>
+      </w:r>
+      <w:proofErr w:type="gramEnd"/>
+      <w:r>
+        <w:rPr>
+          <w:rFonts w:ascii="Bookman Old Style" w:hAnsi="Bookman Old Style" w:cs="Arial"/>
+          <w:b/>
+          <w:sz w:val="16"/>
+          <w:szCs w:val="20"/>
+        </w:rPr>
+        <w:t>{</w:t>
+      </w:r>
+      <w:proofErr w:type="spellStart"/>
+      <w:proofErr w:type="gramStart"/>
+      <w:r>
+        <w:rPr>
+          <w:rFonts w:ascii="Bookman Old Style" w:hAnsi="Bookman Old Style" w:cs="Arial"/>
+          <w:b/>
+          <w:sz w:val="16"/>
+          <w:szCs w:val="20"/>
+        </w:rPr>
+        <w:t>r.challan</w:t>
+      </w:r>
+      <w:proofErr w:type="spellEnd"/>
+      <w:proofErr w:type="gramEnd"/>
+      <w:r>
+        <w:rPr>
+          <w:rFonts w:ascii="Bookman Old Style" w:hAnsi="Bookman Old Style" w:cs="Arial"/>
+          <w:b/>
+          <w:sz w:val="16"/>
+          <w:szCs w:val="20"/>
+        </w:rPr>
+        <w:t>}}</w:t>
       </w:r>
       <w:r>
         <w:rPr>
@@ -1714,16 +2128,36 @@
           <w:sz w:val="16"/>
           <w:szCs w:val="20"/>
         </w:rPr>
-        <w:t>{{r.tag}}</w:t>
-      </w:r>
-      <w:r>
-        <w:rPr>
-          <w:rFonts w:ascii="Bookman Old Style" w:hAnsi="Bookman Old Style" w:cs="Arial"/>
-          <w:b/>
-          <w:sz w:val="16"/>
-          <w:szCs w:val="20"/>
-        </w:rPr>
-        <w:t>/HT/2025-2</w:t>
+        <w:t>{{</w:t>
+      </w:r>
+      <w:proofErr w:type="spellStart"/>
+      <w:r>
+        <w:rPr>
+          <w:rFonts w:ascii="Bookman Old Style" w:hAnsi="Bookman Old Style" w:cs="Arial"/>
+          <w:b/>
+          <w:sz w:val="16"/>
+          <w:szCs w:val="20"/>
+        </w:rPr>
+        <w:t>r.tag</w:t>
+      </w:r>
+      <w:proofErr w:type="spellEnd"/>
+      <w:r>
+        <w:rPr>
+          <w:rFonts w:ascii="Bookman Old Style" w:hAnsi="Bookman Old Style" w:cs="Arial"/>
+          <w:b/>
+          <w:sz w:val="16"/>
+          <w:szCs w:val="20"/>
+        </w:rPr>
+        <w:t>}}</w:t>
+      </w:r>
+      <w:r>
+        <w:rPr>
+          <w:rFonts w:ascii="Bookman Old Style" w:hAnsi="Bookman Old Style" w:cs="Arial"/>
+          <w:b/>
+          <w:sz w:val="16"/>
+          <w:szCs w:val="20"/>
+        </w:rPr>
+        <w:t>/HT/202</w:t>
       </w:r>
       <w:r>
         <w:rPr>
@@ -1733,6 +2167,24 @@
           <w:szCs w:val="20"/>
         </w:rPr>
         <w:t>6</w:t>
+      </w:r>
+      <w:r>
+        <w:rPr>
+          <w:rFonts w:ascii="Bookman Old Style" w:hAnsi="Bookman Old Style" w:cs="Arial"/>
+          <w:b/>
+          <w:sz w:val="16"/>
+          <w:szCs w:val="20"/>
+        </w:rPr>
+        <w:t>-2</w:t>
+      </w:r>
+      <w:r>
+        <w:rPr>
+          <w:rFonts w:ascii="Bookman Old Style" w:hAnsi="Bookman Old Style" w:cs="Arial"/>
+          <w:b/>
+          <w:sz w:val="16"/>
+          <w:szCs w:val="20"/>
+        </w:rPr>
+        <w:t>7</w:t>
       </w:r>
       <w:r>
         <w:rPr>
@@ -1805,7 +2257,29 @@
           <w:sz w:val="16"/>
           <w:szCs w:val="20"/>
         </w:rPr>
-        <w:t>{{r.pdate}}</w:t>
+        <w:t>{{</w:t>
+      </w:r>
+      <w:proofErr w:type="spellStart"/>
+      <w:proofErr w:type="gramStart"/>
+      <w:r>
+        <w:rPr>
+          <w:rFonts w:ascii="Bookman Old Style" w:hAnsi="Bookman Old Style" w:cs="Arial"/>
+          <w:b/>
+          <w:sz w:val="16"/>
+          <w:szCs w:val="20"/>
+        </w:rPr>
+        <w:t>r.pdate</w:t>
+      </w:r>
+      <w:proofErr w:type="spellEnd"/>
+      <w:proofErr w:type="gramEnd"/>
+      <w:r>
+        <w:rPr>
+          <w:rFonts w:ascii="Bookman Old Style" w:hAnsi="Bookman Old Style" w:cs="Arial"/>
+          <w:b/>
+          <w:sz w:val="16"/>
+          <w:szCs w:val="20"/>
+        </w:rPr>
+        <w:t>}}</w:t>
       </w:r>
     </w:p>
     <w:p>
@@ -1832,15 +2306,34 @@
           <w:sz w:val="16"/>
           <w:szCs w:val="20"/>
         </w:rPr>
-        <w:t xml:space="preserve">STATE BANK OF INDIA         </w:t>
-      </w:r>
-      <w:r>
-        <w:rPr>
-          <w:rFonts w:ascii="Bookman Old Style" w:hAnsi="Bookman Old Style" w:cs="Arial"/>
-          <w:sz w:val="16"/>
-          <w:szCs w:val="20"/>
-        </w:rPr>
-        <w:t xml:space="preserve"> (Bank)        </w:t>
+        <w:t xml:space="preserve">STATE BANK OF INDIA       </w:t>
+      </w:r>
+      <w:proofErr w:type="gramStart"/>
+      <w:r>
+        <w:rPr>
+          <w:rFonts w:ascii="Bookman Old Style" w:hAnsi="Bookman Old Style" w:cs="Arial"/>
+          <w:b/>
+          <w:sz w:val="16"/>
+          <w:szCs w:val="20"/>
+        </w:rPr>
+        <w:t xml:space="preserve">  </w:t>
+      </w:r>
+      <w:r>
+        <w:rPr>
+          <w:rFonts w:ascii="Bookman Old Style" w:hAnsi="Bookman Old Style" w:cs="Arial"/>
+          <w:sz w:val="16"/>
+          <w:szCs w:val="20"/>
+        </w:rPr>
+        <w:t xml:space="preserve"> (Bank)   </w:t>
+      </w:r>
+      <w:proofErr w:type="gramEnd"/>
+      <w:r>
+        <w:rPr>
+          <w:rFonts w:ascii="Bookman Old Style" w:hAnsi="Bookman Old Style" w:cs="Arial"/>
+          <w:sz w:val="16"/>
+          <w:szCs w:val="20"/>
+        </w:rPr>
+        <w:t xml:space="preserve">     </w:t>
       </w:r>
       <w:r>
         <w:rPr>
@@ -1857,7 +2350,25 @@
           <w:sz w:val="16"/>
           <w:szCs w:val="20"/>
         </w:rPr>
-        <w:t xml:space="preserve">        (Branch)</w:t>
+        <w:t xml:space="preserve">     </w:t>
+      </w:r>
+      <w:proofErr w:type="gramStart"/>
+      <w:r>
+        <w:rPr>
+          <w:rFonts w:ascii="Bookman Old Style" w:hAnsi="Bookman Old Style" w:cs="Arial"/>
+          <w:sz w:val="16"/>
+          <w:szCs w:val="20"/>
+        </w:rPr>
+        <w:t xml:space="preserve">   (</w:t>
+      </w:r>
+      <w:proofErr w:type="gramEnd"/>
+      <w:r>
+        <w:rPr>
+          <w:rFonts w:ascii="Bookman Old Style" w:hAnsi="Bookman Old Style" w:cs="Arial"/>
+          <w:sz w:val="16"/>
+          <w:szCs w:val="20"/>
+        </w:rPr>
+        <w:t>Branch)</w:t>
       </w:r>
     </w:p>
     <w:tbl>
@@ -1874,7 +2385,7 @@
           <w:insideV w:val="single" w:sz="4" w:space="0" w:color="auto"/>
         </w:tblBorders>
         <w:tblLayout w:type="fixed"/>
-        <w:tblLook w:val="04A0"/>
+        <w:tblLook w:val="04A0" w:firstRow="1" w:lastRow="0" w:firstColumn="1" w:lastColumn="0" w:noHBand="0" w:noVBand="1"/>
       </w:tblPr>
       <w:tblGrid>
         <w:gridCol w:w="1985"/>
@@ -2285,7 +2796,27 @@
                 <w:sz w:val="18"/>
                 <w:szCs w:val="20"/>
               </w:rPr>
-              <w:t xml:space="preserve">{{r.purpose}} from </w:t>
+              <w:t>{{</w:t>
+            </w:r>
+            <w:proofErr w:type="spellStart"/>
+            <w:proofErr w:type="gramStart"/>
+            <w:r>
+              <w:rPr>
+                <w:rFonts w:ascii="Bookman Old Style" w:hAnsi="Bookman Old Style" w:cs="Arial"/>
+                <w:sz w:val="18"/>
+                <w:szCs w:val="20"/>
+              </w:rPr>
+              <w:t>r.purpose</w:t>
+            </w:r>
+            <w:proofErr w:type="spellEnd"/>
+            <w:proofErr w:type="gramEnd"/>
+            <w:r>
+              <w:rPr>
+                <w:rFonts w:ascii="Bookman Old Style" w:hAnsi="Bookman Old Style" w:cs="Arial"/>
+                <w:sz w:val="18"/>
+                <w:szCs w:val="20"/>
+              </w:rPr>
+              <w:t xml:space="preserve">}} from </w:t>
             </w:r>
             <w:r>
               <w:rPr>
@@ -2321,7 +2852,27 @@
                 <w:sz w:val="18"/>
                 <w:szCs w:val="20"/>
               </w:rPr>
-              <w:t>{{r.num}}</w:t>
+              <w:t>{{</w:t>
+            </w:r>
+            <w:proofErr w:type="spellStart"/>
+            <w:r>
+              <w:rPr>
+                <w:rFonts w:ascii="Bookman Old Style" w:hAnsi="Bookman Old Style" w:cs="Arial"/>
+                <w:b/>
+                <w:sz w:val="18"/>
+                <w:szCs w:val="20"/>
+              </w:rPr>
+              <w:t>r.num</w:t>
+            </w:r>
+            <w:proofErr w:type="spellEnd"/>
+            <w:r>
+              <w:rPr>
+                <w:rFonts w:ascii="Bookman Old Style" w:hAnsi="Bookman Old Style" w:cs="Arial"/>
+                <w:b/>
+                <w:sz w:val="18"/>
+                <w:szCs w:val="20"/>
+              </w:rPr>
+              <w:t>}}</w:t>
             </w:r>
             <w:r>
               <w:rPr>
@@ -2346,7 +2897,25 @@
                 <w:sz w:val="18"/>
                 <w:szCs w:val="20"/>
               </w:rPr>
-              <w:t xml:space="preserve">{{r.pay_type}} </w:t>
+              <w:t>{{</w:t>
+            </w:r>
+            <w:proofErr w:type="spellStart"/>
+            <w:r>
+              <w:rPr>
+                <w:rFonts w:ascii="Bookman Old Style" w:hAnsi="Bookman Old Style" w:cs="Arial"/>
+                <w:sz w:val="18"/>
+                <w:szCs w:val="20"/>
+              </w:rPr>
+              <w:t>r.pay_type</w:t>
+            </w:r>
+            <w:proofErr w:type="spellEnd"/>
+            <w:r>
+              <w:rPr>
+                <w:rFonts w:ascii="Bookman Old Style" w:hAnsi="Bookman Old Style" w:cs="Arial"/>
+                <w:sz w:val="18"/>
+                <w:szCs w:val="20"/>
+              </w:rPr>
+              <w:t xml:space="preserve">}} </w:t>
             </w:r>
             <w:r>
               <w:rPr>
@@ -2362,7 +2931,25 @@
                 <w:sz w:val="18"/>
                 <w:szCs w:val="20"/>
               </w:rPr>
-              <w:t>{{r.pay_no}}</w:t>
+              <w:t>{{</w:t>
+            </w:r>
+            <w:proofErr w:type="spellStart"/>
+            <w:r>
+              <w:rPr>
+                <w:rFonts w:ascii="Bookman Old Style" w:hAnsi="Bookman Old Style" w:cs="Arial"/>
+                <w:sz w:val="18"/>
+                <w:szCs w:val="20"/>
+              </w:rPr>
+              <w:t>r.pay_no</w:t>
+            </w:r>
+            <w:proofErr w:type="spellEnd"/>
+            <w:r>
+              <w:rPr>
+                <w:rFonts w:ascii="Bookman Old Style" w:hAnsi="Bookman Old Style" w:cs="Arial"/>
+                <w:sz w:val="18"/>
+                <w:szCs w:val="20"/>
+              </w:rPr>
+              <w:t>}}</w:t>
             </w:r>
             <w:r>
               <w:rPr>
@@ -2394,7 +2981,27 @@
                 <w:sz w:val="18"/>
                 <w:szCs w:val="20"/>
               </w:rPr>
-              <w:t xml:space="preserve">{{r.date}} </w:t>
+              <w:t>{{</w:t>
+            </w:r>
+            <w:proofErr w:type="spellStart"/>
+            <w:proofErr w:type="gramStart"/>
+            <w:r>
+              <w:rPr>
+                <w:rFonts w:ascii="Bookman Old Style" w:hAnsi="Bookman Old Style" w:cs="Arial"/>
+                <w:sz w:val="18"/>
+                <w:szCs w:val="20"/>
+              </w:rPr>
+              <w:t>r.date</w:t>
+            </w:r>
+            <w:proofErr w:type="spellEnd"/>
+            <w:proofErr w:type="gramEnd"/>
+            <w:r>
+              <w:rPr>
+                <w:rFonts w:ascii="Bookman Old Style" w:hAnsi="Bookman Old Style" w:cs="Arial"/>
+                <w:sz w:val="18"/>
+                <w:szCs w:val="20"/>
+              </w:rPr>
+              <w:t xml:space="preserve">}} </w:t>
             </w:r>
             <w:r>
               <w:rPr>
@@ -2410,7 +3017,27 @@
                 <w:sz w:val="18"/>
                 <w:szCs w:val="20"/>
               </w:rPr>
-              <w:t>{{r.bank}}</w:t>
+              <w:t>{{</w:t>
+            </w:r>
+            <w:proofErr w:type="spellStart"/>
+            <w:proofErr w:type="gramStart"/>
+            <w:r>
+              <w:rPr>
+                <w:rFonts w:ascii="Bookman Old Style" w:hAnsi="Bookman Old Style" w:cs="Arial"/>
+                <w:sz w:val="18"/>
+                <w:szCs w:val="20"/>
+              </w:rPr>
+              <w:t>r.bank</w:t>
+            </w:r>
+            <w:proofErr w:type="spellEnd"/>
+            <w:proofErr w:type="gramEnd"/>
+            <w:r>
+              <w:rPr>
+                <w:rFonts w:ascii="Bookman Old Style" w:hAnsi="Bookman Old Style" w:cs="Arial"/>
+                <w:sz w:val="18"/>
+                <w:szCs w:val="20"/>
+              </w:rPr>
+              <w:t>}}</w:t>
             </w:r>
           </w:p>
           <w:p>
@@ -2429,7 +3056,27 @@
                 <w:sz w:val="18"/>
                 <w:szCs w:val="20"/>
               </w:rPr>
-              <w:t xml:space="preserve"> {{r.breakdown}}</w:t>
+              <w:t xml:space="preserve"> {{</w:t>
+            </w:r>
+            <w:proofErr w:type="spellStart"/>
+            <w:proofErr w:type="gramStart"/>
+            <w:r>
+              <w:rPr>
+                <w:rFonts w:ascii="Bookman Old Style" w:hAnsi="Bookman Old Style" w:cs="Arial"/>
+                <w:sz w:val="18"/>
+                <w:szCs w:val="20"/>
+              </w:rPr>
+              <w:t>r.breakdown</w:t>
+            </w:r>
+            <w:proofErr w:type="spellEnd"/>
+            <w:proofErr w:type="gramEnd"/>
+            <w:r>
+              <w:rPr>
+                <w:rFonts w:ascii="Bookman Old Style" w:hAnsi="Bookman Old Style" w:cs="Arial"/>
+                <w:sz w:val="18"/>
+                <w:szCs w:val="20"/>
+              </w:rPr>
+              <w:t>}}</w:t>
             </w:r>
           </w:p>
         </w:tc>
@@ -2547,7 +3194,29 @@
                 <w:sz w:val="16"/>
                 <w:szCs w:val="20"/>
               </w:rPr>
-              <w:t>{{r.amount}}</w:t>
+              <w:t>{{</w:t>
+            </w:r>
+            <w:proofErr w:type="spellStart"/>
+            <w:proofErr w:type="gramStart"/>
+            <w:r>
+              <w:rPr>
+                <w:rFonts w:ascii="Bookman Old Style" w:hAnsi="Bookman Old Style" w:cs="Arial"/>
+                <w:b/>
+                <w:sz w:val="16"/>
+                <w:szCs w:val="20"/>
+              </w:rPr>
+              <w:t>r.amount</w:t>
+            </w:r>
+            <w:proofErr w:type="spellEnd"/>
+            <w:proofErr w:type="gramEnd"/>
+            <w:r>
+              <w:rPr>
+                <w:rFonts w:ascii="Bookman Old Style" w:hAnsi="Bookman Old Style" w:cs="Arial"/>
+                <w:b/>
+                <w:sz w:val="16"/>
+                <w:szCs w:val="20"/>
+              </w:rPr>
+              <w:t>}}</w:t>
             </w:r>
           </w:p>
           <w:p>
@@ -2586,7 +3255,29 @@
                 <w:sz w:val="18"/>
                 <w:szCs w:val="20"/>
               </w:rPr>
-              <w:t>{{r.account}}</w:t>
+              <w:t>{{</w:t>
+            </w:r>
+            <w:proofErr w:type="spellStart"/>
+            <w:proofErr w:type="gramStart"/>
+            <w:r>
+              <w:rPr>
+                <w:rFonts w:ascii="Bookman Old Style" w:hAnsi="Bookman Old Style" w:cs="Arial"/>
+                <w:b/>
+                <w:sz w:val="18"/>
+                <w:szCs w:val="20"/>
+              </w:rPr>
+              <w:t>r.account</w:t>
+            </w:r>
+            <w:proofErr w:type="spellEnd"/>
+            <w:proofErr w:type="gramEnd"/>
+            <w:r>
+              <w:rPr>
+                <w:rFonts w:ascii="Bookman Old Style" w:hAnsi="Bookman Old Style" w:cs="Arial"/>
+                <w:b/>
+                <w:sz w:val="18"/>
+                <w:szCs w:val="20"/>
+              </w:rPr>
+              <w:t>}}</w:t>
             </w:r>
           </w:p>
         </w:tc>
@@ -2752,7 +3443,29 @@
                 <w:sz w:val="16"/>
                 <w:szCs w:val="20"/>
               </w:rPr>
-              <w:t>{{r.amount}}</w:t>
+              <w:t>{{</w:t>
+            </w:r>
+            <w:proofErr w:type="spellStart"/>
+            <w:proofErr w:type="gramStart"/>
+            <w:r>
+              <w:rPr>
+                <w:rFonts w:ascii="Bookman Old Style" w:hAnsi="Bookman Old Style" w:cs="Arial"/>
+                <w:b/>
+                <w:sz w:val="16"/>
+                <w:szCs w:val="20"/>
+              </w:rPr>
+              <w:t>r.amount</w:t>
+            </w:r>
+            <w:proofErr w:type="spellEnd"/>
+            <w:proofErr w:type="gramEnd"/>
+            <w:r>
+              <w:rPr>
+                <w:rFonts w:ascii="Bookman Old Style" w:hAnsi="Bookman Old Style" w:cs="Arial"/>
+                <w:b/>
+                <w:sz w:val="16"/>
+                <w:szCs w:val="20"/>
+              </w:rPr>
+              <w:t>}}</w:t>
             </w:r>
           </w:p>
         </w:tc>
@@ -2941,7 +3654,29 @@
           <w:sz w:val="16"/>
           <w:szCs w:val="20"/>
         </w:rPr>
-        <w:t xml:space="preserve">{{r.words}} </w:t>
+        <w:t>{{</w:t>
+      </w:r>
+      <w:proofErr w:type="spellStart"/>
+      <w:proofErr w:type="gramStart"/>
+      <w:r>
+        <w:rPr>
+          <w:rFonts w:ascii="Bookman Old Style" w:hAnsi="Bookman Old Style" w:cs="Arial"/>
+          <w:b/>
+          <w:sz w:val="16"/>
+          <w:szCs w:val="20"/>
+        </w:rPr>
+        <w:t>r.words</w:t>
+      </w:r>
+      <w:proofErr w:type="spellEnd"/>
+      <w:proofErr w:type="gramEnd"/>
+      <w:r>
+        <w:rPr>
+          <w:rFonts w:ascii="Bookman Old Style" w:hAnsi="Bookman Old Style" w:cs="Arial"/>
+          <w:b/>
+          <w:sz w:val="16"/>
+          <w:szCs w:val="20"/>
+        </w:rPr>
+        <w:t xml:space="preserve">}} </w:t>
       </w:r>
       <w:r>
         <w:rPr>
@@ -3017,13 +3752,23 @@
           <w:szCs w:val="20"/>
         </w:rPr>
       </w:pPr>
-      <w:r>
-        <w:rPr>
-          <w:rFonts w:ascii="Bookman Old Style" w:hAnsi="Bookman Old Style" w:cs="Arial"/>
-          <w:sz w:val="16"/>
-          <w:szCs w:val="20"/>
-        </w:rPr>
-        <w:t>Date : ……………………</w:t>
+      <w:proofErr w:type="gramStart"/>
+      <w:r>
+        <w:rPr>
+          <w:rFonts w:ascii="Bookman Old Style" w:hAnsi="Bookman Old Style" w:cs="Arial"/>
+          <w:sz w:val="16"/>
+          <w:szCs w:val="20"/>
+        </w:rPr>
+        <w:t>Date :</w:t>
+      </w:r>
+      <w:proofErr w:type="gramEnd"/>
+      <w:r>
+        <w:rPr>
+          <w:rFonts w:ascii="Bookman Old Style" w:hAnsi="Bookman Old Style" w:cs="Arial"/>
+          <w:sz w:val="16"/>
+          <w:szCs w:val="20"/>
+        </w:rPr>
+        <w:t xml:space="preserve"> ……………………</w:t>
       </w:r>
       <w:r>
         <w:rPr>
@@ -3257,16 +4002,57 @@
           <w:sz w:val="16"/>
           <w:szCs w:val="20"/>
         </w:rPr>
-        <w:t>Chalan No.:</w:t>
-      </w:r>
-      <w:r>
-        <w:rPr>
-          <w:rFonts w:ascii="Bookman Old Style" w:hAnsi="Bookman Old Style" w:cs="Arial"/>
-          <w:b/>
-          <w:sz w:val="16"/>
-          <w:szCs w:val="20"/>
-        </w:rPr>
-        <w:t>{{r.challan}}</w:t>
+        <w:t xml:space="preserve">Chalan </w:t>
+      </w:r>
+      <w:proofErr w:type="gramStart"/>
+      <w:r>
+        <w:rPr>
+          <w:rFonts w:ascii="Bookman Old Style" w:hAnsi="Bookman Old Style" w:cs="Arial"/>
+          <w:sz w:val="16"/>
+          <w:szCs w:val="20"/>
+        </w:rPr>
+        <w:t>No.:</w:t>
+      </w:r>
+      <w:r>
+        <w:rPr>
+          <w:rFonts w:ascii="Bookman Old Style" w:hAnsi="Bookman Old Style" w:cs="Arial"/>
+          <w:b/>
+          <w:sz w:val="16"/>
+          <w:szCs w:val="20"/>
+        </w:rPr>
+        <w:t>{</w:t>
+      </w:r>
+      <w:proofErr w:type="gramEnd"/>
+      <w:r>
+        <w:rPr>
+          <w:rFonts w:ascii="Bookman Old Style" w:hAnsi="Bookman Old Style" w:cs="Arial"/>
+          <w:b/>
+          <w:sz w:val="16"/>
+          <w:szCs w:val="20"/>
+        </w:rPr>
+        <w:t>{</w:t>
+      </w:r>
+      <w:proofErr w:type="spellStart"/>
+      <w:proofErr w:type="gramStart"/>
+      <w:r>
+        <w:rPr>
+          <w:rFonts w:ascii="Bookman Old Style" w:hAnsi="Bookman Old Style" w:cs="Arial"/>
+          <w:b/>
+          <w:sz w:val="16"/>
+          <w:szCs w:val="20"/>
+        </w:rPr>
+        <w:t>r.challan</w:t>
+      </w:r>
+      <w:proofErr w:type="spellEnd"/>
+      <w:proofErr w:type="gramEnd"/>
+      <w:r>
+        <w:rPr>
+          <w:rFonts w:ascii="Bookman Old Style" w:hAnsi="Bookman Old Style" w:cs="Arial"/>
+          <w:b/>
+          <w:sz w:val="16"/>
+          <w:szCs w:val="20"/>
+        </w:rPr>
+        <w:t>}}</w:t>
       </w:r>
       <w:r>
         <w:rPr>
@@ -3284,16 +4070,63 @@
           <w:sz w:val="16"/>
           <w:szCs w:val="20"/>
         </w:rPr>
-        <w:t>{{r.tag}}</w:t>
-      </w:r>
-      <w:r>
-        <w:rPr>
-          <w:rFonts w:ascii="Bookman Old Style" w:hAnsi="Bookman Old Style" w:cs="Arial"/>
-          <w:b/>
-          <w:sz w:val="16"/>
-          <w:szCs w:val="20"/>
-        </w:rPr>
-        <w:t>/HT/2025-26</w:t>
+        <w:t>{{</w:t>
+      </w:r>
+      <w:proofErr w:type="spellStart"/>
+      <w:r>
+        <w:rPr>
+          <w:rFonts w:ascii="Bookman Old Style" w:hAnsi="Bookman Old Style" w:cs="Arial"/>
+          <w:b/>
+          <w:sz w:val="16"/>
+          <w:szCs w:val="20"/>
+        </w:rPr>
+        <w:t>r.tag</w:t>
+      </w:r>
+      <w:proofErr w:type="spellEnd"/>
+      <w:r>
+        <w:rPr>
+          <w:rFonts w:ascii="Bookman Old Style" w:hAnsi="Bookman Old Style" w:cs="Arial"/>
+          <w:b/>
+          <w:sz w:val="16"/>
+          <w:szCs w:val="20"/>
+        </w:rPr>
+        <w:t>}}</w:t>
+      </w:r>
+      <w:r>
+        <w:rPr>
+          <w:rFonts w:ascii="Bookman Old Style" w:hAnsi="Bookman Old Style" w:cs="Arial"/>
+          <w:b/>
+          <w:sz w:val="16"/>
+          <w:szCs w:val="20"/>
+        </w:rPr>
+        <w:t>/HT/202</w:t>
+      </w:r>
+      <w:r>
+        <w:rPr>
+          <w:rFonts w:ascii="Bookman Old Style" w:hAnsi="Bookman Old Style" w:cs="Arial"/>
+          <w:b/>
+          <w:sz w:val="16"/>
+          <w:szCs w:val="20"/>
+        </w:rPr>
+        <w:t>6</w:t>
+      </w:r>
+      <w:r>
+        <w:rPr>
+          <w:rFonts w:ascii="Bookman Old Style" w:hAnsi="Bookman Old Style" w:cs="Arial"/>
+          <w:b/>
+          <w:sz w:val="16"/>
+          <w:szCs w:val="20"/>
+        </w:rPr>
+        <w:t>-2</w:t>
+      </w:r>
+      <w:r>
+        <w:rPr>
+          <w:rFonts w:ascii="Bookman Old Style" w:hAnsi="Bookman Old Style" w:cs="Arial"/>
+          <w:b/>
+          <w:sz w:val="16"/>
+          <w:szCs w:val="20"/>
+        </w:rPr>
+        <w:t>7</w:t>
       </w:r>
       <w:r>
         <w:rPr>
@@ -3374,7 +4207,18 @@
           <w:sz w:val="16"/>
           <w:szCs w:val="20"/>
         </w:rPr>
-        <w:t>{{r.</w:t>
+        <w:t>{{</w:t>
+      </w:r>
+      <w:proofErr w:type="spellStart"/>
+      <w:proofErr w:type="gramStart"/>
+      <w:r>
+        <w:rPr>
+          <w:rFonts w:ascii="Bookman Old Style" w:hAnsi="Bookman Old Style" w:cs="Arial"/>
+          <w:b/>
+          <w:sz w:val="16"/>
+          <w:szCs w:val="20"/>
+        </w:rPr>
+        <w:t>r.</w:t>
       </w:r>
       <w:r>
         <w:rPr>
@@ -3392,7 +4236,18 @@
           <w:sz w:val="16"/>
           <w:szCs w:val="20"/>
         </w:rPr>
-        <w:t>date}}</w:t>
+        <w:t>date</w:t>
+      </w:r>
+      <w:proofErr w:type="spellEnd"/>
+      <w:proofErr w:type="gramEnd"/>
+      <w:r>
+        <w:rPr>
+          <w:rFonts w:ascii="Bookman Old Style" w:hAnsi="Bookman Old Style" w:cs="Arial"/>
+          <w:b/>
+          <w:sz w:val="16"/>
+          <w:szCs w:val="20"/>
+        </w:rPr>
+        <w:t>}}</w:t>
       </w:r>
     </w:p>
     <w:p>
@@ -3419,15 +4274,34 @@
           <w:sz w:val="16"/>
           <w:szCs w:val="20"/>
         </w:rPr>
-        <w:t xml:space="preserve">STATE BANK OF INDIA         </w:t>
-      </w:r>
-      <w:r>
-        <w:rPr>
-          <w:rFonts w:ascii="Bookman Old Style" w:hAnsi="Bookman Old Style" w:cs="Arial"/>
-          <w:sz w:val="16"/>
-          <w:szCs w:val="20"/>
-        </w:rPr>
-        <w:t xml:space="preserve"> (Bank)        </w:t>
+        <w:t xml:space="preserve">STATE BANK OF INDIA       </w:t>
+      </w:r>
+      <w:proofErr w:type="gramStart"/>
+      <w:r>
+        <w:rPr>
+          <w:rFonts w:ascii="Bookman Old Style" w:hAnsi="Bookman Old Style" w:cs="Arial"/>
+          <w:b/>
+          <w:sz w:val="16"/>
+          <w:szCs w:val="20"/>
+        </w:rPr>
+        <w:t xml:space="preserve">  </w:t>
+      </w:r>
+      <w:r>
+        <w:rPr>
+          <w:rFonts w:ascii="Bookman Old Style" w:hAnsi="Bookman Old Style" w:cs="Arial"/>
+          <w:sz w:val="16"/>
+          <w:szCs w:val="20"/>
+        </w:rPr>
+        <w:t xml:space="preserve"> (Bank)   </w:t>
+      </w:r>
+      <w:proofErr w:type="gramEnd"/>
+      <w:r>
+        <w:rPr>
+          <w:rFonts w:ascii="Bookman Old Style" w:hAnsi="Bookman Old Style" w:cs="Arial"/>
+          <w:sz w:val="16"/>
+          <w:szCs w:val="20"/>
+        </w:rPr>
+        <w:t xml:space="preserve">     </w:t>
       </w:r>
       <w:r>
         <w:rPr>
@@ -3444,7 +4318,25 @@
           <w:sz w:val="16"/>
           <w:szCs w:val="20"/>
         </w:rPr>
-        <w:t xml:space="preserve">        (Branch)</w:t>
+        <w:t xml:space="preserve">     </w:t>
+      </w:r>
+      <w:proofErr w:type="gramStart"/>
+      <w:r>
+        <w:rPr>
+          <w:rFonts w:ascii="Bookman Old Style" w:hAnsi="Bookman Old Style" w:cs="Arial"/>
+          <w:sz w:val="16"/>
+          <w:szCs w:val="20"/>
+        </w:rPr>
+        <w:t xml:space="preserve">   (</w:t>
+      </w:r>
+      <w:proofErr w:type="gramEnd"/>
+      <w:r>
+        <w:rPr>
+          <w:rFonts w:ascii="Bookman Old Style" w:hAnsi="Bookman Old Style" w:cs="Arial"/>
+          <w:sz w:val="16"/>
+          <w:szCs w:val="20"/>
+        </w:rPr>
+        <w:t>Branch)</w:t>
       </w:r>
     </w:p>
     <w:tbl>
@@ -3461,7 +4353,7 @@
           <w:insideV w:val="single" w:sz="4" w:space="0" w:color="auto"/>
         </w:tblBorders>
         <w:tblLayout w:type="fixed"/>
-        <w:tblLook w:val="04A0"/>
+        <w:tblLook w:val="04A0" w:firstRow="1" w:lastRow="0" w:firstColumn="1" w:lastColumn="0" w:noHBand="0" w:noVBand="1"/>
       </w:tblPr>
       <w:tblGrid>
         <w:gridCol w:w="1985"/>
@@ -3872,7 +4764,27 @@
                 <w:sz w:val="18"/>
                 <w:szCs w:val="20"/>
               </w:rPr>
-              <w:t xml:space="preserve">{{r.purpose}} </w:t>
+              <w:t>{{</w:t>
+            </w:r>
+            <w:proofErr w:type="spellStart"/>
+            <w:proofErr w:type="gramStart"/>
+            <w:r>
+              <w:rPr>
+                <w:rFonts w:ascii="Bookman Old Style" w:hAnsi="Bookman Old Style" w:cs="Arial"/>
+                <w:sz w:val="18"/>
+                <w:szCs w:val="20"/>
+              </w:rPr>
+              <w:t>r.purpose</w:t>
+            </w:r>
+            <w:proofErr w:type="spellEnd"/>
+            <w:proofErr w:type="gramEnd"/>
+            <w:r>
+              <w:rPr>
+                <w:rFonts w:ascii="Bookman Old Style" w:hAnsi="Bookman Old Style" w:cs="Arial"/>
+                <w:sz w:val="18"/>
+                <w:szCs w:val="20"/>
+              </w:rPr>
+              <w:t xml:space="preserve">}} </w:t>
             </w:r>
             <w:r>
               <w:rPr>
@@ -3916,7 +4828,27 @@
                 <w:sz w:val="18"/>
                 <w:szCs w:val="20"/>
               </w:rPr>
-              <w:t>{{r.num}}</w:t>
+              <w:t>{{</w:t>
+            </w:r>
+            <w:proofErr w:type="spellStart"/>
+            <w:r>
+              <w:rPr>
+                <w:rFonts w:ascii="Bookman Old Style" w:hAnsi="Bookman Old Style" w:cs="Arial"/>
+                <w:b/>
+                <w:sz w:val="18"/>
+                <w:szCs w:val="20"/>
+              </w:rPr>
+              <w:t>r.num</w:t>
+            </w:r>
+            <w:proofErr w:type="spellEnd"/>
+            <w:r>
+              <w:rPr>
+                <w:rFonts w:ascii="Bookman Old Style" w:hAnsi="Bookman Old Style" w:cs="Arial"/>
+                <w:b/>
+                <w:sz w:val="18"/>
+                <w:szCs w:val="20"/>
+              </w:rPr>
+              <w:t>}}</w:t>
             </w:r>
             <w:r>
               <w:rPr>
@@ -3941,7 +4873,25 @@
                 <w:sz w:val="18"/>
                 <w:szCs w:val="20"/>
               </w:rPr>
-              <w:t xml:space="preserve">{{r.pay_type}} </w:t>
+              <w:t>{{</w:t>
+            </w:r>
+            <w:proofErr w:type="spellStart"/>
+            <w:r>
+              <w:rPr>
+                <w:rFonts w:ascii="Bookman Old Style" w:hAnsi="Bookman Old Style" w:cs="Arial"/>
+                <w:sz w:val="18"/>
+                <w:szCs w:val="20"/>
+              </w:rPr>
+              <w:t>r.pay_type</w:t>
+            </w:r>
+            <w:proofErr w:type="spellEnd"/>
+            <w:r>
+              <w:rPr>
+                <w:rFonts w:ascii="Bookman Old Style" w:hAnsi="Bookman Old Style" w:cs="Arial"/>
+                <w:sz w:val="18"/>
+                <w:szCs w:val="20"/>
+              </w:rPr>
+              <w:t xml:space="preserve">}} </w:t>
             </w:r>
             <w:r>
               <w:rPr>
@@ -3957,7 +4907,25 @@
                 <w:sz w:val="18"/>
                 <w:szCs w:val="20"/>
               </w:rPr>
-              <w:t>{{r.pay_no}}</w:t>
+              <w:t>{{</w:t>
+            </w:r>
+            <w:proofErr w:type="spellStart"/>
+            <w:r>
+              <w:rPr>
+                <w:rFonts w:ascii="Bookman Old Style" w:hAnsi="Bookman Old Style" w:cs="Arial"/>
+                <w:sz w:val="18"/>
+                <w:szCs w:val="20"/>
+              </w:rPr>
+              <w:t>r.pay_no</w:t>
+            </w:r>
+            <w:proofErr w:type="spellEnd"/>
+            <w:r>
+              <w:rPr>
+                <w:rFonts w:ascii="Bookman Old Style" w:hAnsi="Bookman Old Style" w:cs="Arial"/>
+                <w:sz w:val="18"/>
+                <w:szCs w:val="20"/>
+              </w:rPr>
+              <w:t>}}</w:t>
             </w:r>
             <w:r>
               <w:rPr>
@@ -3989,7 +4957,27 @@
                 <w:sz w:val="18"/>
                 <w:szCs w:val="20"/>
               </w:rPr>
-              <w:t>{{r.date}}</w:t>
+              <w:t>{{</w:t>
+            </w:r>
+            <w:proofErr w:type="spellStart"/>
+            <w:proofErr w:type="gramStart"/>
+            <w:r>
+              <w:rPr>
+                <w:rFonts w:ascii="Bookman Old Style" w:hAnsi="Bookman Old Style" w:cs="Arial"/>
+                <w:sz w:val="18"/>
+                <w:szCs w:val="20"/>
+              </w:rPr>
+              <w:t>r.date</w:t>
+            </w:r>
+            <w:proofErr w:type="spellEnd"/>
+            <w:proofErr w:type="gramEnd"/>
+            <w:r>
+              <w:rPr>
+                <w:rFonts w:ascii="Bookman Old Style" w:hAnsi="Bookman Old Style" w:cs="Arial"/>
+                <w:sz w:val="18"/>
+                <w:szCs w:val="20"/>
+              </w:rPr>
+              <w:t>}}</w:t>
             </w:r>
             <w:r>
               <w:rPr>
@@ -4021,7 +5009,27 @@
                 <w:sz w:val="18"/>
                 <w:szCs w:val="20"/>
               </w:rPr>
-              <w:t>{{r.bank}}</w:t>
+              <w:t>{{</w:t>
+            </w:r>
+            <w:proofErr w:type="spellStart"/>
+            <w:proofErr w:type="gramStart"/>
+            <w:r>
+              <w:rPr>
+                <w:rFonts w:ascii="Bookman Old Style" w:hAnsi="Bookman Old Style" w:cs="Arial"/>
+                <w:sz w:val="18"/>
+                <w:szCs w:val="20"/>
+              </w:rPr>
+              <w:t>r.bank</w:t>
+            </w:r>
+            <w:proofErr w:type="spellEnd"/>
+            <w:proofErr w:type="gramEnd"/>
+            <w:r>
+              <w:rPr>
+                <w:rFonts w:ascii="Bookman Old Style" w:hAnsi="Bookman Old Style" w:cs="Arial"/>
+                <w:sz w:val="18"/>
+                <w:szCs w:val="20"/>
+              </w:rPr>
+              <w:t>}}</w:t>
             </w:r>
           </w:p>
           <w:p>
@@ -4041,7 +5049,27 @@
                 <w:sz w:val="18"/>
                 <w:szCs w:val="20"/>
               </w:rPr>
-              <w:t>{{r.breakdown}}</w:t>
+              <w:t>{{</w:t>
+            </w:r>
+            <w:proofErr w:type="spellStart"/>
+            <w:proofErr w:type="gramStart"/>
+            <w:r>
+              <w:rPr>
+                <w:rFonts w:ascii="Bookman Old Style" w:hAnsi="Bookman Old Style" w:cs="Arial"/>
+                <w:sz w:val="18"/>
+                <w:szCs w:val="20"/>
+              </w:rPr>
+              <w:t>r.breakdown</w:t>
+            </w:r>
+            <w:proofErr w:type="spellEnd"/>
+            <w:proofErr w:type="gramEnd"/>
+            <w:r>
+              <w:rPr>
+                <w:rFonts w:ascii="Bookman Old Style" w:hAnsi="Bookman Old Style" w:cs="Arial"/>
+                <w:sz w:val="18"/>
+                <w:szCs w:val="20"/>
+              </w:rPr>
+              <w:t>}}</w:t>
             </w:r>
           </w:p>
         </w:tc>
@@ -4153,7 +5181,29 @@
                 <w:sz w:val="16"/>
                 <w:szCs w:val="20"/>
               </w:rPr>
-              <w:t>{{r.amount}}</w:t>
+              <w:t>{{</w:t>
+            </w:r>
+            <w:proofErr w:type="spellStart"/>
+            <w:proofErr w:type="gramStart"/>
+            <w:r>
+              <w:rPr>
+                <w:rFonts w:ascii="Bookman Old Style" w:hAnsi="Bookman Old Style" w:cs="Arial"/>
+                <w:b/>
+                <w:sz w:val="16"/>
+                <w:szCs w:val="20"/>
+              </w:rPr>
+              <w:t>r.amount</w:t>
+            </w:r>
+            <w:proofErr w:type="spellEnd"/>
+            <w:proofErr w:type="gramEnd"/>
+            <w:r>
+              <w:rPr>
+                <w:rFonts w:ascii="Bookman Old Style" w:hAnsi="Bookman Old Style" w:cs="Arial"/>
+                <w:b/>
+                <w:sz w:val="16"/>
+                <w:szCs w:val="20"/>
+              </w:rPr>
+              <w:t>}}</w:t>
             </w:r>
           </w:p>
           <w:p>
@@ -4192,7 +5242,29 @@
                 <w:sz w:val="18"/>
                 <w:szCs w:val="20"/>
               </w:rPr>
-              <w:t>{{r.account}}</w:t>
+              <w:t>{{</w:t>
+            </w:r>
+            <w:proofErr w:type="spellStart"/>
+            <w:proofErr w:type="gramStart"/>
+            <w:r>
+              <w:rPr>
+                <w:rFonts w:ascii="Bookman Old Style" w:hAnsi="Bookman Old Style" w:cs="Arial"/>
+                <w:b/>
+                <w:sz w:val="18"/>
+                <w:szCs w:val="20"/>
+              </w:rPr>
+              <w:t>r.account</w:t>
+            </w:r>
+            <w:proofErr w:type="spellEnd"/>
+            <w:proofErr w:type="gramEnd"/>
+            <w:r>
+              <w:rPr>
+                <w:rFonts w:ascii="Bookman Old Style" w:hAnsi="Bookman Old Style" w:cs="Arial"/>
+                <w:b/>
+                <w:sz w:val="18"/>
+                <w:szCs w:val="20"/>
+              </w:rPr>
+              <w:t>}}</w:t>
             </w:r>
           </w:p>
         </w:tc>
@@ -4358,7 +5430,29 @@
                 <w:sz w:val="16"/>
                 <w:szCs w:val="20"/>
               </w:rPr>
-              <w:t>{{r.amount}}</w:t>
+              <w:t>{{</w:t>
+            </w:r>
+            <w:proofErr w:type="spellStart"/>
+            <w:proofErr w:type="gramStart"/>
+            <w:r>
+              <w:rPr>
+                <w:rFonts w:ascii="Bookman Old Style" w:hAnsi="Bookman Old Style" w:cs="Arial"/>
+                <w:b/>
+                <w:sz w:val="16"/>
+                <w:szCs w:val="20"/>
+              </w:rPr>
+              <w:t>r.amount</w:t>
+            </w:r>
+            <w:proofErr w:type="spellEnd"/>
+            <w:proofErr w:type="gramEnd"/>
+            <w:r>
+              <w:rPr>
+                <w:rFonts w:ascii="Bookman Old Style" w:hAnsi="Bookman Old Style" w:cs="Arial"/>
+                <w:b/>
+                <w:sz w:val="16"/>
+                <w:szCs w:val="20"/>
+              </w:rPr>
+              <w:t>}}</w:t>
             </w:r>
           </w:p>
         </w:tc>
@@ -4557,7 +5651,29 @@
           <w:sz w:val="16"/>
           <w:szCs w:val="20"/>
         </w:rPr>
-        <w:t xml:space="preserve">{{r.words}} </w:t>
+        <w:t>{{</w:t>
+      </w:r>
+      <w:proofErr w:type="spellStart"/>
+      <w:proofErr w:type="gramStart"/>
+      <w:r>
+        <w:rPr>
+          <w:rFonts w:ascii="Bookman Old Style" w:hAnsi="Bookman Old Style" w:cs="Arial"/>
+          <w:b/>
+          <w:sz w:val="16"/>
+          <w:szCs w:val="20"/>
+        </w:rPr>
+        <w:t>r.words</w:t>
+      </w:r>
+      <w:proofErr w:type="spellEnd"/>
+      <w:proofErr w:type="gramEnd"/>
+      <w:r>
+        <w:rPr>
+          <w:rFonts w:ascii="Bookman Old Style" w:hAnsi="Bookman Old Style" w:cs="Arial"/>
+          <w:b/>
+          <w:sz w:val="16"/>
+          <w:szCs w:val="20"/>
+        </w:rPr>
+        <w:t xml:space="preserve">}} </w:t>
       </w:r>
       <w:r>
         <w:rPr>
@@ -4633,13 +5749,23 @@
           <w:szCs w:val="20"/>
         </w:rPr>
       </w:pPr>
-      <w:r>
-        <w:rPr>
-          <w:rFonts w:ascii="Bookman Old Style" w:hAnsi="Bookman Old Style" w:cs="Arial"/>
-          <w:sz w:val="16"/>
-          <w:szCs w:val="20"/>
-        </w:rPr>
-        <w:t>Date : ……………………</w:t>
+      <w:proofErr w:type="gramStart"/>
+      <w:r>
+        <w:rPr>
+          <w:rFonts w:ascii="Bookman Old Style" w:hAnsi="Bookman Old Style" w:cs="Arial"/>
+          <w:sz w:val="16"/>
+          <w:szCs w:val="20"/>
+        </w:rPr>
+        <w:t>Date :</w:t>
+      </w:r>
+      <w:proofErr w:type="gramEnd"/>
+      <w:r>
+        <w:rPr>
+          <w:rFonts w:ascii="Bookman Old Style" w:hAnsi="Bookman Old Style" w:cs="Arial"/>
+          <w:sz w:val="16"/>
+          <w:szCs w:val="20"/>
+        </w:rPr>
+        <w:t xml:space="preserve"> ……………………</w:t>
       </w:r>
       <w:r>
         <w:rPr>
@@ -4889,7 +6015,27 @@
           <w:szCs w:val="20"/>
         </w:rPr>
         <w:lastRenderedPageBreak/>
-        <w:t>{% endfor %}</w:t>
+        <w:t xml:space="preserve">{% </w:t>
+      </w:r>
+      <w:proofErr w:type="spellStart"/>
+      <w:r>
+        <w:rPr>
+          <w:rFonts w:ascii="Bookman Old Style" w:hAnsi="Bookman Old Style" w:cs="Arial"/>
+          <w:b/>
+          <w:sz w:val="16"/>
+          <w:szCs w:val="20"/>
+        </w:rPr>
+        <w:t>endfor</w:t>
+      </w:r>
+      <w:proofErr w:type="spellEnd"/>
+      <w:r>
+        <w:rPr>
+          <w:rFonts w:ascii="Bookman Old Style" w:hAnsi="Bookman Old Style" w:cs="Arial"/>
+          <w:b/>
+          <w:sz w:val="16"/>
+          <w:szCs w:val="20"/>
+        </w:rPr>
+        <w:t xml:space="preserve"> %}</w:t>
       </w:r>
     </w:p>
     <w:p>
@@ -4910,8 +6056,8 @@
 </file>
 
 <file path=word/endnotes.xml><?xml version="1.0" encoding="utf-8"?>
-<w:endnotes xmlns:ve="http://schemas.openxmlformats.org/markup-compatibility/2006" xmlns:o="urn:schemas-microsoft-com:office:office" xmlns:r="http://schemas.openxmlformats.org/officeDocument/2006/relationships" xmlns:m="http://schemas.openxmlformats.org/officeDocument/2006/math" xmlns:v="urn:schemas-microsoft-com:vml" xmlns:wp="http://schemas.openxmlformats.org/drawingml/2006/wordprocessingDrawing" xmlns:w10="urn:schemas-microsoft-com:office:word" xmlns:w="http://schemas.openxmlformats.org/wordprocessingml/2006/main" xmlns:wne="http://schemas.microsoft.com/office/word/2006/wordml">
-  <w:endnote w:type="separator" w:id="0">
+<w:endnotes xmlns:wpc="http://schemas.microsoft.com/office/word/2010/wordprocessingCanvas" xmlns:cx="http://schemas.microsoft.com/office/drawing/2014/chartex" xmlns:cx1="http://schemas.microsoft.com/office/drawing/2015/9/8/chartex" xmlns:cx2="http://schemas.microsoft.com/office/drawing/2015/10/21/chartex" xmlns:cx3="http://schemas.microsoft.com/office/drawing/2016/5/9/chartex" xmlns:cx4="http://schemas.microsoft.com/office/drawing/2016/5/10/chartex" xmlns:cx5="http://schemas.microsoft.com/office/drawing/2016/5/11/chartex" xmlns:cx6="http://schemas.microsoft.com/office/drawing/2016/5/12/chartex" xmlns:cx7="http://schemas.microsoft.com/office/drawing/2016/5/13/chartex" xmlns:cx8="http://schemas.microsoft.com/office/drawing/2016/5/14/chartex" xmlns:mc="http://schemas.openxmlformats.org/markup-compatibility/2006" xmlns:aink="http://schemas.microsoft.com/office/drawing/2016/ink" xmlns:am3d="http://schemas.microsoft.com/office/drawing/2017/model3d" xmlns:o="urn:schemas-microsoft-com:office:office" xmlns:oel="http://schemas.microsoft.com/office/2019/extlst" xmlns:r="http://schemas.openxmlformats.org/officeDocument/2006/relationships" xmlns:m="http://schemas.openxmlformats.org/officeDocument/2006/math" xmlns:v="urn:schemas-microsoft-com:vml" xmlns:wp14="http://schemas.microsoft.com/office/word/2010/wordprocessingDrawing" xmlns:wp="http://schemas.openxmlformats.org/drawingml/2006/wordprocessingDrawing" xmlns:w10="urn:schemas-microsoft-com:office:word" xmlns:w="http://schemas.openxmlformats.org/wordprocessingml/2006/main" xmlns:w14="http://schemas.microsoft.com/office/word/2010/wordml" xmlns:w15="http://schemas.microsoft.com/office/word/2012/wordml" xmlns:w16cex="http://schemas.microsoft.com/office/word/2018/wordml/cex" xmlns:w16cid="http://schemas.microsoft.com/office/word/2016/wordml/cid" xmlns:w16="http://schemas.microsoft.com/office/word/2018/wordml" xmlns:w16du="http://schemas.microsoft.com/office/word/2023/wordml/word16du" xmlns:w16sdtdh="http://schemas.microsoft.com/office/word/2020/wordml/sdtdatahash" xmlns:w16sdtfl="http://schemas.microsoft.com/office/word/2024/wordml/sdtformatlock" xmlns:w16se="http://schemas.microsoft.com/office/word/2015/wordml/symex" xmlns:wpg="http://schemas.microsoft.com/office/word/2010/wordprocessingGroup" xmlns:wpi="http://schemas.microsoft.com/office/word/2010/wordprocessingInk" xmlns:wne="http://schemas.microsoft.com/office/word/2006/wordml" xmlns:wps="http://schemas.microsoft.com/office/word/2010/wordprocessingShape" mc:Ignorable="w14 w15 w16se w16cid w16 w16cex w16sdtdh w16sdtfl w16du wp14">
+  <w:endnote w:type="separator" w:id="-1">
     <w:p>
       <w:pPr>
         <w:spacing w:after="0" w:line="240" w:lineRule="auto"/>
@@ -4921,7 +6067,7 @@
       </w:r>
     </w:p>
   </w:endnote>
-  <w:endnote w:type="continuationSeparator" w:id="1">
+  <w:endnote w:type="continuationSeparator" w:id="0">
     <w:p>
       <w:pPr>
         <w:spacing w:after="0" w:line="240" w:lineRule="auto"/>
@@ -4935,8 +6081,8 @@
 </file>
 
 <file path=word/footnotes.xml><?xml version="1.0" encoding="utf-8"?>
-<w:footnotes xmlns:ve="http://schemas.openxmlformats.org/markup-compatibility/2006" xmlns:o="urn:schemas-microsoft-com:office:office" xmlns:r="http://schemas.openxmlformats.org/officeDocument/2006/relationships" xmlns:m="http://schemas.openxmlformats.org/officeDocument/2006/math" xmlns:v="urn:schemas-microsoft-com:vml" xmlns:wp="http://schemas.openxmlformats.org/drawingml/2006/wordprocessingDrawing" xmlns:w10="urn:schemas-microsoft-com:office:word" xmlns:w="http://schemas.openxmlformats.org/wordprocessingml/2006/main" xmlns:wne="http://schemas.microsoft.com/office/word/2006/wordml">
-  <w:footnote w:type="separator" w:id="0">
+<w:footnotes xmlns:wpc="http://schemas.microsoft.com/office/word/2010/wordprocessingCanvas" xmlns:cx="http://schemas.microsoft.com/office/drawing/2014/chartex" xmlns:cx1="http://schemas.microsoft.com/office/drawing/2015/9/8/chartex" xmlns:cx2="http://schemas.microsoft.com/office/drawing/2015/10/21/chartex" xmlns:cx3="http://schemas.microsoft.com/office/drawing/2016/5/9/chartex" xmlns:cx4="http://schemas.microsoft.com/office/drawing/2016/5/10/chartex" xmlns:cx5="http://schemas.microsoft.com/office/drawing/2016/5/11/chartex" xmlns:cx6="http://schemas.microsoft.com/office/drawing/2016/5/12/chartex" xmlns:cx7="http://schemas.microsoft.com/office/drawing/2016/5/13/chartex" xmlns:cx8="http://schemas.microsoft.com/office/drawing/2016/5/14/chartex" xmlns:mc="http://schemas.openxmlformats.org/markup-compatibility/2006" xmlns:aink="http://schemas.microsoft.com/office/drawing/2016/ink" xmlns:am3d="http://schemas.microsoft.com/office/drawing/2017/model3d" xmlns:o="urn:schemas-microsoft-com:office:office" xmlns:oel="http://schemas.microsoft.com/office/2019/extlst" xmlns:r="http://schemas.openxmlformats.org/officeDocument/2006/relationships" xmlns:m="http://schemas.openxmlformats.org/officeDocument/2006/math" xmlns:v="urn:schemas-microsoft-com:vml" xmlns:wp14="http://schemas.microsoft.com/office/word/2010/wordprocessingDrawing" xmlns:wp="http://schemas.openxmlformats.org/drawingml/2006/wordprocessingDrawing" xmlns:w10="urn:schemas-microsoft-com:office:word" xmlns:w="http://schemas.openxmlformats.org/wordprocessingml/2006/main" xmlns:w14="http://schemas.microsoft.com/office/word/2010/wordml" xmlns:w15="http://schemas.microsoft.com/office/word/2012/wordml" xmlns:w16cex="http://schemas.microsoft.com/office/word/2018/wordml/cex" xmlns:w16cid="http://schemas.microsoft.com/office/word/2016/wordml/cid" xmlns:w16="http://schemas.microsoft.com/office/word/2018/wordml" xmlns:w16du="http://schemas.microsoft.com/office/word/2023/wordml/word16du" xmlns:w16sdtdh="http://schemas.microsoft.com/office/word/2020/wordml/sdtdatahash" xmlns:w16sdtfl="http://schemas.microsoft.com/office/word/2024/wordml/sdtformatlock" xmlns:w16se="http://schemas.microsoft.com/office/word/2015/wordml/symex" xmlns:wpg="http://schemas.microsoft.com/office/word/2010/wordprocessingGroup" xmlns:wpi="http://schemas.microsoft.com/office/word/2010/wordprocessingInk" xmlns:wne="http://schemas.microsoft.com/office/word/2006/wordml" xmlns:wps="http://schemas.microsoft.com/office/word/2010/wordprocessingShape" mc:Ignorable="w14 w15 w16se w16cid w16 w16cex w16sdtdh w16sdtfl w16du wp14">
+  <w:footnote w:type="separator" w:id="-1">
     <w:p>
       <w:pPr>
         <w:spacing w:after="0" w:line="240" w:lineRule="auto"/>
@@ -4946,7 +6092,7 @@
       </w:r>
     </w:p>
   </w:footnote>
-  <w:footnote w:type="continuationSeparator" w:id="1">
+  <w:footnote w:type="continuationSeparator" w:id="0">
     <w:p>
       <w:pPr>
         <w:spacing w:after="0" w:line="240" w:lineRule="auto"/>
@@ -4960,7 +6106,7 @@
 </file>
 
 <file path=word/styles.xml><?xml version="1.0" encoding="utf-8"?>
-<w:styles xmlns:r="http://schemas.openxmlformats.org/officeDocument/2006/relationships" xmlns:w="http://schemas.openxmlformats.org/wordprocessingml/2006/main">
+<w:styles xmlns:mc="http://schemas.openxmlformats.org/markup-compatibility/2006" xmlns:r="http://schemas.openxmlformats.org/officeDocument/2006/relationships" xmlns:w="http://schemas.openxmlformats.org/wordprocessingml/2006/main" xmlns:w14="http://schemas.microsoft.com/office/word/2010/wordml" xmlns:w15="http://schemas.microsoft.com/office/word/2012/wordml" xmlns:w16cex="http://schemas.microsoft.com/office/word/2018/wordml/cex" xmlns:w16cid="http://schemas.microsoft.com/office/word/2016/wordml/cid" xmlns:w16="http://schemas.microsoft.com/office/word/2018/wordml" xmlns:w16du="http://schemas.microsoft.com/office/word/2023/wordml/word16du" xmlns:w16sdtdh="http://schemas.microsoft.com/office/word/2020/wordml/sdtdatahash" xmlns:w16sdtfl="http://schemas.microsoft.com/office/word/2024/wordml/sdtformatlock" xmlns:w16se="http://schemas.microsoft.com/office/word/2015/wordml/symex" mc:Ignorable="w14 w15 w16se w16cid w16 w16cex w16sdtdh w16sdtfl w16du">
   <w:docDefaults>
     <w:rPrDefault>
       <w:rPr>
@@ -4976,144 +6122,383 @@
       </w:pPr>
     </w:pPrDefault>
   </w:docDefaults>
-  <w:latentStyles w:defLockedState="0" w:defUIPriority="99" w:defSemiHidden="1" w:defUnhideWhenUsed="1" w:defQFormat="0" w:count="267">
-    <w:lsdException w:name="Normal" w:semiHidden="0" w:uiPriority="0" w:unhideWhenUsed="0" w:qFormat="1"/>
-    <w:lsdException w:name="heading 1" w:semiHidden="0" w:uiPriority="9" w:unhideWhenUsed="0" w:qFormat="1"/>
-    <w:lsdException w:name="heading 2" w:uiPriority="9" w:qFormat="1"/>
-    <w:lsdException w:name="heading 3" w:uiPriority="9" w:qFormat="1"/>
-    <w:lsdException w:name="heading 4" w:uiPriority="9" w:qFormat="1"/>
-    <w:lsdException w:name="heading 5" w:uiPriority="9" w:qFormat="1"/>
-    <w:lsdException w:name="heading 6" w:uiPriority="9" w:qFormat="1"/>
-    <w:lsdException w:name="heading 7" w:uiPriority="9" w:qFormat="1"/>
-    <w:lsdException w:name="heading 8" w:uiPriority="9" w:qFormat="1"/>
-    <w:lsdException w:name="heading 9" w:uiPriority="9" w:qFormat="1"/>
-    <w:lsdException w:name="toc 1" w:uiPriority="39"/>
-    <w:lsdException w:name="toc 2" w:uiPriority="39"/>
-    <w:lsdException w:name="toc 3" w:uiPriority="39"/>
-    <w:lsdException w:name="toc 4" w:uiPriority="39"/>
-    <w:lsdException w:name="toc 5" w:uiPriority="39"/>
-    <w:lsdException w:name="toc 6" w:uiPriority="39"/>
-    <w:lsdException w:name="toc 7" w:uiPriority="39"/>
-    <w:lsdException w:name="toc 8" w:uiPriority="39"/>
-    <w:lsdException w:name="toc 9" w:uiPriority="39"/>
-    <w:lsdException w:name="caption" w:uiPriority="35" w:qFormat="1"/>
-    <w:lsdException w:name="Title" w:semiHidden="0" w:uiPriority="10" w:unhideWhenUsed="0" w:qFormat="1"/>
-    <w:lsdException w:name="Default Paragraph Font" w:uiPriority="1"/>
-    <w:lsdException w:name="Subtitle" w:semiHidden="0" w:uiPriority="11" w:unhideWhenUsed="0" w:qFormat="1"/>
-    <w:lsdException w:name="Strong" w:semiHidden="0" w:uiPriority="22" w:unhideWhenUsed="0" w:qFormat="1"/>
-    <w:lsdException w:name="Emphasis" w:semiHidden="0" w:uiPriority="20" w:unhideWhenUsed="0" w:qFormat="1"/>
-    <w:lsdException w:name="Table Grid" w:semiHidden="0" w:uiPriority="59" w:unhideWhenUsed="0"/>
-    <w:lsdException w:name="Placeholder Text" w:unhideWhenUsed="0"/>
-    <w:lsdException w:name="No Spacing" w:semiHidden="0" w:uiPriority="1" w:unhideWhenUsed="0" w:qFormat="1"/>
-    <w:lsdException w:name="Light Shading" w:semiHidden="0" w:uiPriority="60" w:unhideWhenUsed="0"/>
-    <w:lsdException w:name="Light List" w:semiHidden="0" w:uiPriority="61" w:unhideWhenUsed="0"/>
-    <w:lsdException w:name="Light Grid" w:semiHidden="0" w:uiPriority="62" w:unhideWhenUsed="0"/>
-    <w:lsdException w:name="Medium Shading 1" w:semiHidden="0" w:uiPriority="63" w:unhideWhenUsed="0"/>
-    <w:lsdException w:name="Medium Shading 2" w:semiHidden="0" w:uiPriority="64" w:unhideWhenUsed="0"/>
-    <w:lsdException w:name="Medium List 1" w:semiHidden="0" w:uiPriority="65" w:unhideWhenUsed="0"/>
-    <w:lsdException w:name="Medium List 2" w:semiHidden="0" w:uiPriority="66" w:unhideWhenUsed="0"/>
-    <w:lsdException w:name="Medium Grid 1" w:semiHidden="0" w:uiPriority="67" w:unhideWhenUsed="0"/>
-    <w:lsdException w:name="Medium Grid 2" w:semiHidden="0" w:uiPriority="68" w:unhideWhenUsed="0"/>
-    <w:lsdException w:name="Medium Grid 3" w:semiHidden="0" w:uiPriority="69" w:unhideWhenUsed="0"/>
-    <w:lsdException w:name="Dark List" w:semiHidden="0" w:uiPriority="70" w:unhideWhenUsed="0"/>
-    <w:lsdException w:name="Colorful Shading" w:semiHidden="0" w:uiPriority="71" w:unhideWhenUsed="0"/>
-    <w:lsdException w:name="Colorful List" w:semiHidden="0" w:uiPriority="72" w:unhideWhenUsed="0"/>
-    <w:lsdException w:name="Colorful Grid" w:semiHidden="0" w:uiPriority="73" w:unhideWhenUsed="0"/>
-    <w:lsdException w:name="Light Shading Accent 1" w:semiHidden="0" w:uiPriority="60" w:unhideWhenUsed="0"/>
-    <w:lsdException w:name="Light List Accent 1" w:semiHidden="0" w:uiPriority="61" w:unhideWhenUsed="0"/>
-    <w:lsdException w:name="Light Grid Accent 1" w:semiHidden="0" w:uiPriority="62" w:unhideWhenUsed="0"/>
-    <w:lsdException w:name="Medium Shading 1 Accent 1" w:semiHidden="0" w:uiPriority="63" w:unhideWhenUsed="0"/>
-    <w:lsdException w:name="Medium Shading 2 Accent 1" w:semiHidden="0" w:uiPriority="64" w:unhideWhenUsed="0"/>
-    <w:lsdException w:name="Medium List 1 Accent 1" w:semiHidden="0" w:uiPriority="65" w:unhideWhenUsed="0"/>
-    <w:lsdException w:name="Revision" w:unhideWhenUsed="0"/>
-    <w:lsdException w:name="List Paragraph" w:semiHidden="0" w:uiPriority="34" w:unhideWhenUsed="0" w:qFormat="1"/>
-    <w:lsdException w:name="Quote" w:semiHidden="0" w:uiPriority="29" w:unhideWhenUsed="0" w:qFormat="1"/>
-    <w:lsdException w:name="Intense Quote" w:semiHidden="0" w:uiPriority="30" w:unhideWhenUsed="0" w:qFormat="1"/>
-    <w:lsdException w:name="Medium List 2 Accent 1" w:semiHidden="0" w:uiPriority="66" w:unhideWhenUsed="0"/>
-    <w:lsdException w:name="Medium Grid 1 Accent 1" w:semiHidden="0" w:uiPriority="67" w:unhideWhenUsed="0"/>
-    <w:lsdException w:name="Medium Grid 2 Accent 1" w:semiHidden="0" w:uiPriority="68" w:unhideWhenUsed="0"/>
-    <w:lsdException w:name="Medium Grid 3 Accent 1" w:semiHidden="0" w:uiPriority="69" w:unhideWhenUsed="0"/>
-    <w:lsdException w:name="Dark List Accent 1" w:semiHidden="0" w:uiPriority="70" w:unhideWhenUsed="0"/>
-    <w:lsdException w:name="Colorful Shading Accent 1" w:semiHidden="0" w:uiPriority="71" w:unhideWhenUsed="0"/>
-    <w:lsdException w:name="Colorful List Accent 1" w:semiHidden="0" w:uiPriority="72" w:unhideWhenUsed="0"/>
-    <w:lsdException w:name="Colorful Grid Accent 1" w:semiHidden="0" w:uiPriority="73" w:unhideWhenUsed="0"/>
-    <w:lsdException w:name="Light Shading Accent 2" w:semiHidden="0" w:uiPriority="60" w:unhideWhenUsed="0"/>
-    <w:lsdException w:name="Light List Accent 2" w:semiHidden="0" w:uiPriority="61" w:unhideWhenUsed="0"/>
-    <w:lsdException w:name="Light Grid Accent 2" w:semiHidden="0" w:uiPriority="62" w:unhideWhenUsed="0"/>
-    <w:lsdException w:name="Medium Shading 1 Accent 2" w:semiHidden="0" w:uiPriority="63" w:unhideWhenUsed="0"/>
-    <w:lsdException w:name="Medium Shading 2 Accent 2" w:semiHidden="0" w:uiPriority="64" w:unhideWhenUsed="0"/>
-    <w:lsdException w:name="Medium List 1 Accent 2" w:semiHidden="0" w:uiPriority="65" w:unhideWhenUsed="0"/>
-    <w:lsdException w:name="Medium List 2 Accent 2" w:semiHidden="0" w:uiPriority="66" w:unhideWhenUsed="0"/>
-    <w:lsdException w:name="Medium Grid 1 Accent 2" w:semiHidden="0" w:uiPriority="67" w:unhideWhenUsed="0"/>
-    <w:lsdException w:name="Medium Grid 2 Accent 2" w:semiHidden="0" w:uiPriority="68" w:unhideWhenUsed="0"/>
-    <w:lsdException w:name="Medium Grid 3 Accent 2" w:semiHidden="0" w:uiPriority="69" w:unhideWhenUsed="0"/>
-    <w:lsdException w:name="Dark List Accent 2" w:semiHidden="0" w:uiPriority="70" w:unhideWhenUsed="0"/>
-    <w:lsdException w:name="Colorful Shading Accent 2" w:semiHidden="0" w:uiPriority="71" w:unhideWhenUsed="0"/>
-    <w:lsdException w:name="Colorful List Accent 2" w:semiHidden="0" w:uiPriority="72" w:unhideWhenUsed="0"/>
-    <w:lsdException w:name="Colorful Grid Accent 2" w:semiHidden="0" w:uiPriority="73" w:unhideWhenUsed="0"/>
-    <w:lsdException w:name="Light Shading Accent 3" w:semiHidden="0" w:uiPriority="60" w:unhideWhenUsed="0"/>
-    <w:lsdException w:name="Light List Accent 3" w:semiHidden="0" w:uiPriority="61" w:unhideWhenUsed="0"/>
-    <w:lsdException w:name="Light Grid Accent 3" w:semiHidden="0" w:uiPriority="62" w:unhideWhenUsed="0"/>
-    <w:lsdException w:name="Medium Shading 1 Accent 3" w:semiHidden="0" w:uiPriority="63" w:unhideWhenUsed="0"/>
-    <w:lsdException w:name="Medium Shading 2 Accent 3" w:semiHidden="0" w:uiPriority="64" w:unhideWhenUsed="0"/>
-    <w:lsdException w:name="Medium List 1 Accent 3" w:semiHidden="0" w:uiPriority="65" w:unhideWhenUsed="0"/>
-    <w:lsdException w:name="Medium List 2 Accent 3" w:semiHidden="0" w:uiPriority="66" w:unhideWhenUsed="0"/>
-    <w:lsdException w:name="Medium Grid 1 Accent 3" w:semiHidden="0" w:uiPriority="67" w:unhideWhenUsed="0"/>
-    <w:lsdException w:name="Medium Grid 2 Accent 3" w:semiHidden="0" w:uiPriority="68" w:unhideWhenUsed="0"/>
-    <w:lsdException w:name="Medium Grid 3 Accent 3" w:semiHidden="0" w:uiPriority="69" w:unhideWhenUsed="0"/>
-    <w:lsdException w:name="Dark List Accent 3" w:semiHidden="0" w:uiPriority="70" w:unhideWhenUsed="0"/>
-    <w:lsdException w:name="Colorful Shading Accent 3" w:semiHidden="0" w:uiPriority="71" w:unhideWhenUsed="0"/>
-    <w:lsdException w:name="Colorful List Accent 3" w:semiHidden="0" w:uiPriority="72" w:unhideWhenUsed="0"/>
-    <w:lsdException w:name="Colorful Grid Accent 3" w:semiHidden="0" w:uiPriority="73" w:unhideWhenUsed="0"/>
-    <w:lsdException w:name="Light Shading Accent 4" w:semiHidden="0" w:uiPriority="60" w:unhideWhenUsed="0"/>
-    <w:lsdException w:name="Light List Accent 4" w:semiHidden="0" w:uiPriority="61" w:unhideWhenUsed="0"/>
-    <w:lsdException w:name="Light Grid Accent 4" w:semiHidden="0" w:uiPriority="62" w:unhideWhenUsed="0"/>
-    <w:lsdException w:name="Medium Shading 1 Accent 4" w:semiHidden="0" w:uiPriority="63" w:unhideWhenUsed="0"/>
-    <w:lsdException w:name="Medium Shading 2 Accent 4" w:semiHidden="0" w:uiPriority="64" w:unhideWhenUsed="0"/>
-    <w:lsdException w:name="Medium List 1 Accent 4" w:semiHidden="0" w:uiPriority="65" w:unhideWhenUsed="0"/>
-    <w:lsdException w:name="Medium List 2 Accent 4" w:semiHidden="0" w:uiPriority="66" w:unhideWhenUsed="0"/>
-    <w:lsdException w:name="Medium Grid 1 Accent 4" w:semiHidden="0" w:uiPriority="67" w:unhideWhenUsed="0"/>
-    <w:lsdException w:name="Medium Grid 2 Accent 4" w:semiHidden="0" w:uiPriority="68" w:unhideWhenUsed="0"/>
-    <w:lsdException w:name="Medium Grid 3 Accent 4" w:semiHidden="0" w:uiPriority="69" w:unhideWhenUsed="0"/>
-    <w:lsdException w:name="Dark List Accent 4" w:semiHidden="0" w:uiPriority="70" w:unhideWhenUsed="0"/>
-    <w:lsdException w:name="Colorful Shading Accent 4" w:semiHidden="0" w:uiPriority="71" w:unhideWhenUsed="0"/>
-    <w:lsdException w:name="Colorful List Accent 4" w:semiHidden="0" w:uiPriority="72" w:unhideWhenUsed="0"/>
-    <w:lsdException w:name="Colorful Grid Accent 4" w:semiHidden="0" w:uiPriority="73" w:unhideWhenUsed="0"/>
-    <w:lsdException w:name="Light Shading Accent 5" w:semiHidden="0" w:uiPriority="60" w:unhideWhenUsed="0"/>
-    <w:lsdException w:name="Light List Accent 5" w:semiHidden="0" w:uiPriority="61" w:unhideWhenUsed="0"/>
-    <w:lsdException w:name="Light Grid Accent 5" w:semiHidden="0" w:uiPriority="62" w:unhideWhenUsed="0"/>
-    <w:lsdException w:name="Medium Shading 1 Accent 5" w:semiHidden="0" w:uiPriority="63" w:unhideWhenUsed="0"/>
-    <w:lsdException w:name="Medium Shading 2 Accent 5" w:semiHidden="0" w:uiPriority="64" w:unhideWhenUsed="0"/>
-    <w:lsdException w:name="Medium List 1 Accent 5" w:semiHidden="0" w:uiPriority="65" w:unhideWhenUsed="0"/>
-    <w:lsdException w:name="Medium List 2 Accent 5" w:semiHidden="0" w:uiPriority="66" w:unhideWhenUsed="0"/>
-    <w:lsdException w:name="Medium Grid 1 Accent 5" w:semiHidden="0" w:uiPriority="67" w:unhideWhenUsed="0"/>
-    <w:lsdException w:name="Medium Grid 2 Accent 5" w:semiHidden="0" w:uiPriority="68" w:unhideWhenUsed="0"/>
-    <w:lsdException w:name="Medium Grid 3 Accent 5" w:semiHidden="0" w:uiPriority="69" w:unhideWhenUsed="0"/>
-    <w:lsdException w:name="Dark List Accent 5" w:semiHidden="0" w:uiPriority="70" w:unhideWhenUsed="0"/>
-    <w:lsdException w:name="Colorful Shading Accent 5" w:semiHidden="0" w:uiPriority="71" w:unhideWhenUsed="0"/>
-    <w:lsdException w:name="Colorful List Accent 5" w:semiHidden="0" w:uiPriority="72" w:unhideWhenUsed="0"/>
-    <w:lsdException w:name="Colorful Grid Accent 5" w:semiHidden="0" w:uiPriority="73" w:unhideWhenUsed="0"/>
-    <w:lsdException w:name="Light Shading Accent 6" w:semiHidden="0" w:uiPriority="60" w:unhideWhenUsed="0"/>
-    <w:lsdException w:name="Light List Accent 6" w:semiHidden="0" w:uiPriority="61" w:unhideWhenUsed="0"/>
-    <w:lsdException w:name="Light Grid Accent 6" w:semiHidden="0" w:uiPriority="62" w:unhideWhenUsed="0"/>
-    <w:lsdException w:name="Medium Shading 1 Accent 6" w:semiHidden="0" w:uiPriority="63" w:unhideWhenUsed="0"/>
-    <w:lsdException w:name="Medium Shading 2 Accent 6" w:semiHidden="0" w:uiPriority="64" w:unhideWhenUsed="0"/>
-    <w:lsdException w:name="Medium List 1 Accent 6" w:semiHidden="0" w:uiPriority="65" w:unhideWhenUsed="0"/>
-    <w:lsdException w:name="Medium List 2 Accent 6" w:semiHidden="0" w:uiPriority="66" w:unhideWhenUsed="0"/>
-    <w:lsdException w:name="Medium Grid 1 Accent 6" w:semiHidden="0" w:uiPriority="67" w:unhideWhenUsed="0"/>
-    <w:lsdException w:name="Medium Grid 2 Accent 6" w:semiHidden="0" w:uiPriority="68" w:unhideWhenUsed="0"/>
-    <w:lsdException w:name="Medium Grid 3 Accent 6" w:semiHidden="0" w:uiPriority="69" w:unhideWhenUsed="0"/>
-    <w:lsdException w:name="Dark List Accent 6" w:semiHidden="0" w:uiPriority="70" w:unhideWhenUsed="0"/>
-    <w:lsdException w:name="Colorful Shading Accent 6" w:semiHidden="0" w:uiPriority="71" w:unhideWhenUsed="0"/>
-    <w:lsdException w:name="Colorful List Accent 6" w:semiHidden="0" w:uiPriority="72" w:unhideWhenUsed="0"/>
-    <w:lsdException w:name="Colorful Grid Accent 6" w:semiHidden="0" w:uiPriority="73" w:unhideWhenUsed="0"/>
-    <w:lsdException w:name="Subtle Emphasis" w:semiHidden="0" w:uiPriority="19" w:unhideWhenUsed="0" w:qFormat="1"/>
-    <w:lsdException w:name="Intense Emphasis" w:semiHidden="0" w:uiPriority="21" w:unhideWhenUsed="0" w:qFormat="1"/>
-    <w:lsdException w:name="Subtle Reference" w:semiHidden="0" w:uiPriority="31" w:unhideWhenUsed="0" w:qFormat="1"/>
-    <w:lsdException w:name="Intense Reference" w:semiHidden="0" w:uiPriority="32" w:unhideWhenUsed="0" w:qFormat="1"/>
-    <w:lsdException w:name="Book Title" w:semiHidden="0" w:uiPriority="33" w:unhideWhenUsed="0" w:qFormat="1"/>
-    <w:lsdException w:name="Bibliography" w:uiPriority="37"/>
-    <w:lsdException w:name="TOC Heading" w:uiPriority="39" w:qFormat="1"/>
+  <w:latentStyles w:defLockedState="0" w:defUIPriority="99" w:defSemiHidden="0" w:defUnhideWhenUsed="0" w:defQFormat="0" w:count="376">
+    <w:lsdException w:name="Normal" w:uiPriority="0" w:qFormat="1"/>
+    <w:lsdException w:name="heading 1" w:uiPriority="9" w:qFormat="1"/>
+    <w:lsdException w:name="heading 2" w:semiHidden="1" w:uiPriority="9" w:unhideWhenUsed="1" w:qFormat="1"/>
+    <w:lsdException w:name="heading 3" w:semiHidden="1" w:uiPriority="9" w:unhideWhenUsed="1" w:qFormat="1"/>
+    <w:lsdException w:name="heading 4" w:semiHidden="1" w:uiPriority="9" w:unhideWhenUsed="1" w:qFormat="1"/>
+    <w:lsdException w:name="heading 5" w:semiHidden="1" w:uiPriority="9" w:unhideWhenUsed="1" w:qFormat="1"/>
+    <w:lsdException w:name="heading 6" w:semiHidden="1" w:uiPriority="9" w:unhideWhenUsed="1" w:qFormat="1"/>
+    <w:lsdException w:name="heading 7" w:semiHidden="1" w:uiPriority="9" w:unhideWhenUsed="1" w:qFormat="1"/>
+    <w:lsdException w:name="heading 8" w:semiHidden="1" w:uiPriority="9" w:unhideWhenUsed="1" w:qFormat="1"/>
+    <w:lsdException w:name="heading 9" w:semiHidden="1" w:uiPriority="9" w:unhideWhenUsed="1" w:qFormat="1"/>
+    <w:lsdException w:name="index 1" w:semiHidden="1" w:unhideWhenUsed="1"/>
+    <w:lsdException w:name="index 2" w:semiHidden="1" w:unhideWhenUsed="1"/>
+    <w:lsdException w:name="index 3" w:semiHidden="1" w:unhideWhenUsed="1"/>
+    <w:lsdException w:name="index 4" w:semiHidden="1" w:unhideWhenUsed="1"/>
+    <w:lsdException w:name="index 5" w:semiHidden="1" w:unhideWhenUsed="1"/>
+    <w:lsdException w:name="index 6" w:semiHidden="1" w:unhideWhenUsed="1"/>
+    <w:lsdException w:name="index 7" w:semiHidden="1" w:unhideWhenUsed="1"/>
+    <w:lsdException w:name="index 8" w:semiHidden="1" w:unhideWhenUsed="1"/>
+    <w:lsdException w:name="index 9" w:semiHidden="1" w:unhideWhenUsed="1"/>
+    <w:lsdException w:name="toc 1" w:semiHidden="1" w:uiPriority="39" w:unhideWhenUsed="1"/>
+    <w:lsdException w:name="toc 2" w:semiHidden="1" w:uiPriority="39" w:unhideWhenUsed="1"/>
+    <w:lsdException w:name="toc 3" w:semiHidden="1" w:uiPriority="39" w:unhideWhenUsed="1"/>
+    <w:lsdException w:name="toc 4" w:semiHidden="1" w:uiPriority="39" w:unhideWhenUsed="1"/>
+    <w:lsdException w:name="toc 5" w:semiHidden="1" w:uiPriority="39" w:unhideWhenUsed="1"/>
+    <w:lsdException w:name="toc 6" w:semiHidden="1" w:uiPriority="39" w:unhideWhenUsed="1"/>
+    <w:lsdException w:name="toc 7" w:semiHidden="1" w:uiPriority="39" w:unhideWhenUsed="1"/>
+    <w:lsdException w:name="toc 8" w:semiHidden="1" w:uiPriority="39" w:unhideWhenUsed="1"/>
+    <w:lsdException w:name="toc 9" w:semiHidden="1" w:uiPriority="39" w:unhideWhenUsed="1"/>
+    <w:lsdException w:name="Normal Indent" w:semiHidden="1" w:unhideWhenUsed="1"/>
+    <w:lsdException w:name="footnote text" w:semiHidden="1" w:unhideWhenUsed="1"/>
+    <w:lsdException w:name="annotation text" w:semiHidden="1" w:unhideWhenUsed="1"/>
+    <w:lsdException w:name="header" w:semiHidden="1" w:unhideWhenUsed="1"/>
+    <w:lsdException w:name="footer" w:semiHidden="1" w:unhideWhenUsed="1"/>
+    <w:lsdException w:name="index heading" w:semiHidden="1" w:unhideWhenUsed="1"/>
+    <w:lsdException w:name="caption" w:semiHidden="1" w:uiPriority="35" w:unhideWhenUsed="1" w:qFormat="1"/>
+    <w:lsdException w:name="table of figures" w:semiHidden="1" w:unhideWhenUsed="1"/>
+    <w:lsdException w:name="envelope address" w:semiHidden="1" w:unhideWhenUsed="1"/>
+    <w:lsdException w:name="envelope return" w:semiHidden="1" w:unhideWhenUsed="1"/>
+    <w:lsdException w:name="footnote reference" w:semiHidden="1" w:unhideWhenUsed="1"/>
+    <w:lsdException w:name="annotation reference" w:semiHidden="1" w:unhideWhenUsed="1"/>
+    <w:lsdException w:name="line number" w:semiHidden="1" w:unhideWhenUsed="1"/>
+    <w:lsdException w:name="page number" w:semiHidden="1" w:unhideWhenUsed="1"/>
+    <w:lsdException w:name="endnote reference" w:semiHidden="1" w:unhideWhenUsed="1"/>
+    <w:lsdException w:name="endnote text" w:semiHidden="1" w:unhideWhenUsed="1"/>
+    <w:lsdException w:name="table of authorities" w:semiHidden="1" w:unhideWhenUsed="1"/>
+    <w:lsdException w:name="macro" w:semiHidden="1" w:unhideWhenUsed="1"/>
+    <w:lsdException w:name="toa heading" w:semiHidden="1" w:unhideWhenUsed="1"/>
+    <w:lsdException w:name="List" w:semiHidden="1" w:unhideWhenUsed="1"/>
+    <w:lsdException w:name="List Bullet" w:semiHidden="1" w:unhideWhenUsed="1"/>
+    <w:lsdException w:name="List Number" w:semiHidden="1" w:unhideWhenUsed="1"/>
+    <w:lsdException w:name="List 2" w:semiHidden="1" w:unhideWhenUsed="1"/>
+    <w:lsdException w:name="List 3" w:semiHidden="1" w:unhideWhenUsed="1"/>
+    <w:lsdException w:name="List 4" w:semiHidden="1" w:unhideWhenUsed="1"/>
+    <w:lsdException w:name="List 5" w:semiHidden="1" w:unhideWhenUsed="1"/>
+    <w:lsdException w:name="List Bullet 2" w:semiHidden="1" w:unhideWhenUsed="1"/>
+    <w:lsdException w:name="List Bullet 3" w:semiHidden="1" w:unhideWhenUsed="1"/>
+    <w:lsdException w:name="List Bullet 4" w:semiHidden="1" w:unhideWhenUsed="1"/>
+    <w:lsdException w:name="List Bullet 5" w:semiHidden="1" w:unhideWhenUsed="1"/>
+    <w:lsdException w:name="List Number 2" w:semiHidden="1" w:unhideWhenUsed="1"/>
+    <w:lsdException w:name="List Number 3" w:semiHidden="1" w:unhideWhenUsed="1"/>
+    <w:lsdException w:name="List Number 4" w:semiHidden="1" w:unhideWhenUsed="1"/>
+    <w:lsdException w:name="List Number 5" w:semiHidden="1" w:unhideWhenUsed="1"/>
+    <w:lsdException w:name="Title" w:uiPriority="10" w:qFormat="1"/>
+    <w:lsdException w:name="Closing" w:semiHidden="1" w:unhideWhenUsed="1"/>
+    <w:lsdException w:name="Signature" w:semiHidden="1" w:unhideWhenUsed="1"/>
+    <w:lsdException w:name="Default Paragraph Font" w:semiHidden="1" w:uiPriority="1" w:unhideWhenUsed="1"/>
+    <w:lsdException w:name="Body Text" w:semiHidden="1" w:unhideWhenUsed="1"/>
+    <w:lsdException w:name="Body Text Indent" w:semiHidden="1" w:unhideWhenUsed="1"/>
+    <w:lsdException w:name="List Continue" w:semiHidden="1" w:unhideWhenUsed="1"/>
+    <w:lsdException w:name="List Continue 2" w:semiHidden="1" w:unhideWhenUsed="1"/>
+    <w:lsdException w:name="List Continue 3" w:semiHidden="1" w:unhideWhenUsed="1"/>
+    <w:lsdException w:name="List Continue 4" w:semiHidden="1" w:unhideWhenUsed="1"/>
+    <w:lsdException w:name="List Continue 5" w:semiHidden="1" w:unhideWhenUsed="1"/>
+    <w:lsdException w:name="Message Header" w:semiHidden="1" w:unhideWhenUsed="1"/>
+    <w:lsdException w:name="Subtitle" w:uiPriority="11" w:qFormat="1"/>
+    <w:lsdException w:name="Salutation" w:semiHidden="1" w:unhideWhenUsed="1"/>
+    <w:lsdException w:name="Date" w:semiHidden="1" w:unhideWhenUsed="1"/>
+    <w:lsdException w:name="Body Text First Indent" w:semiHidden="1" w:unhideWhenUsed="1"/>
+    <w:lsdException w:name="Body Text First Indent 2" w:semiHidden="1" w:unhideWhenUsed="1"/>
+    <w:lsdException w:name="Note Heading" w:semiHidden="1" w:unhideWhenUsed="1"/>
+    <w:lsdException w:name="Body Text 2" w:semiHidden="1" w:unhideWhenUsed="1"/>
+    <w:lsdException w:name="Body Text 3" w:semiHidden="1" w:unhideWhenUsed="1"/>
+    <w:lsdException w:name="Body Text Indent 2" w:semiHidden="1" w:unhideWhenUsed="1"/>
+    <w:lsdException w:name="Body Text Indent 3" w:semiHidden="1" w:unhideWhenUsed="1"/>
+    <w:lsdException w:name="Block Text" w:semiHidden="1" w:unhideWhenUsed="1"/>
+    <w:lsdException w:name="Hyperlink" w:semiHidden="1" w:unhideWhenUsed="1"/>
+    <w:lsdException w:name="FollowedHyperlink" w:semiHidden="1" w:unhideWhenUsed="1"/>
+    <w:lsdException w:name="Strong" w:uiPriority="22" w:qFormat="1"/>
+    <w:lsdException w:name="Emphasis" w:uiPriority="20" w:qFormat="1"/>
+    <w:lsdException w:name="Document Map" w:semiHidden="1" w:unhideWhenUsed="1"/>
+    <w:lsdException w:name="Plain Text" w:semiHidden="1" w:unhideWhenUsed="1"/>
+    <w:lsdException w:name="E-mail Signature" w:semiHidden="1" w:unhideWhenUsed="1"/>
+    <w:lsdException w:name="HTML Top of Form" w:semiHidden="1" w:unhideWhenUsed="1"/>
+    <w:lsdException w:name="HTML Bottom of Form" w:semiHidden="1" w:unhideWhenUsed="1"/>
+    <w:lsdException w:name="Normal (Web)" w:semiHidden="1" w:unhideWhenUsed="1"/>
+    <w:lsdException w:name="HTML Acronym" w:semiHidden="1" w:unhideWhenUsed="1"/>
+    <w:lsdException w:name="HTML Address" w:semiHidden="1" w:unhideWhenUsed="1"/>
+    <w:lsdException w:name="HTML Cite" w:semiHidden="1" w:unhideWhenUsed="1"/>
+    <w:lsdException w:name="HTML Code" w:semiHidden="1" w:unhideWhenUsed="1"/>
+    <w:lsdException w:name="HTML Definition" w:semiHidden="1" w:unhideWhenUsed="1"/>
+    <w:lsdException w:name="HTML Keyboard" w:semiHidden="1" w:unhideWhenUsed="1"/>
+    <w:lsdException w:name="HTML Preformatted" w:semiHidden="1" w:unhideWhenUsed="1"/>
+    <w:lsdException w:name="HTML Sample" w:semiHidden="1" w:unhideWhenUsed="1"/>
+    <w:lsdException w:name="HTML Typewriter" w:semiHidden="1" w:unhideWhenUsed="1"/>
+    <w:lsdException w:name="HTML Variable" w:semiHidden="1" w:unhideWhenUsed="1"/>
+    <w:lsdException w:name="Normal Table" w:semiHidden="1" w:unhideWhenUsed="1"/>
+    <w:lsdException w:name="annotation subject" w:semiHidden="1" w:unhideWhenUsed="1"/>
+    <w:lsdException w:name="No List" w:semiHidden="1" w:unhideWhenUsed="1"/>
+    <w:lsdException w:name="Outline List 1" w:semiHidden="1" w:unhideWhenUsed="1"/>
+    <w:lsdException w:name="Outline List 2" w:semiHidden="1" w:unhideWhenUsed="1"/>
+    <w:lsdException w:name="Outline List 3" w:semiHidden="1" w:unhideWhenUsed="1"/>
+    <w:lsdException w:name="Table Simple 1" w:semiHidden="1" w:unhideWhenUsed="1"/>
+    <w:lsdException w:name="Table Simple 2" w:semiHidden="1" w:unhideWhenUsed="1"/>
+    <w:lsdException w:name="Table Simple 3" w:semiHidden="1" w:unhideWhenUsed="1"/>
+    <w:lsdException w:name="Table Classic 1" w:semiHidden="1" w:unhideWhenUsed="1"/>
+    <w:lsdException w:name="Table Classic 2" w:semiHidden="1" w:unhideWhenUsed="1"/>
+    <w:lsdException w:name="Table Classic 3" w:semiHidden="1" w:unhideWhenUsed="1"/>
+    <w:lsdException w:name="Table Classic 4" w:semiHidden="1" w:unhideWhenUsed="1"/>
+    <w:lsdException w:name="Table Colorful 1" w:semiHidden="1" w:unhideWhenUsed="1"/>
+    <w:lsdException w:name="Table Colorful 2" w:semiHidden="1" w:unhideWhenUsed="1"/>
+    <w:lsdException w:name="Table Colorful 3" w:semiHidden="1" w:unhideWhenUsed="1"/>
+    <w:lsdException w:name="Table Columns 1" w:semiHidden="1" w:unhideWhenUsed="1"/>
+    <w:lsdException w:name="Table Columns 2" w:semiHidden="1" w:unhideWhenUsed="1"/>
+    <w:lsdException w:name="Table Columns 3" w:semiHidden="1" w:unhideWhenUsed="1"/>
+    <w:lsdException w:name="Table Columns 4" w:semiHidden="1" w:unhideWhenUsed="1"/>
+    <w:lsdException w:name="Table Columns 5" w:semiHidden="1" w:unhideWhenUsed="1"/>
+    <w:lsdException w:name="Table Grid 1" w:semiHidden="1" w:unhideWhenUsed="1"/>
+    <w:lsdException w:name="Table Grid 2" w:semiHidden="1" w:unhideWhenUsed="1"/>
+    <w:lsdException w:name="Table Grid 3" w:semiHidden="1" w:unhideWhenUsed="1"/>
+    <w:lsdException w:name="Table Grid 4" w:semiHidden="1" w:unhideWhenUsed="1"/>
+    <w:lsdException w:name="Table Grid 5" w:semiHidden="1" w:unhideWhenUsed="1"/>
+    <w:lsdException w:name="Table Grid 6" w:semiHidden="1" w:unhideWhenUsed="1"/>
+    <w:lsdException w:name="Table Grid 7" w:semiHidden="1" w:unhideWhenUsed="1"/>
+    <w:lsdException w:name="Table Grid 8" w:semiHidden="1" w:unhideWhenUsed="1"/>
+    <w:lsdException w:name="Table List 1" w:semiHidden="1" w:unhideWhenUsed="1"/>
+    <w:lsdException w:name="Table List 2" w:semiHidden="1" w:unhideWhenUsed="1"/>
+    <w:lsdException w:name="Table List 3" w:semiHidden="1" w:unhideWhenUsed="1"/>
+    <w:lsdException w:name="Table List 4" w:semiHidden="1" w:unhideWhenUsed="1"/>
+    <w:lsdException w:name="Table List 5" w:semiHidden="1" w:unhideWhenUsed="1"/>
+    <w:lsdException w:name="Table List 6" w:semiHidden="1" w:unhideWhenUsed="1"/>
+    <w:lsdException w:name="Table List 7" w:semiHidden="1" w:unhideWhenUsed="1"/>
+    <w:lsdException w:name="Table List 8" w:semiHidden="1" w:unhideWhenUsed="1"/>
+    <w:lsdException w:name="Table 3D effects 1" w:semiHidden="1" w:unhideWhenUsed="1"/>
+    <w:lsdException w:name="Table 3D effects 2" w:semiHidden="1" w:unhideWhenUsed="1"/>
+    <w:lsdException w:name="Table 3D effects 3" w:semiHidden="1" w:unhideWhenUsed="1"/>
+    <w:lsdException w:name="Table Contemporary" w:semiHidden="1" w:unhideWhenUsed="1"/>
+    <w:lsdException w:name="Table Elegant" w:semiHidden="1" w:unhideWhenUsed="1"/>
+    <w:lsdException w:name="Table Professional" w:semiHidden="1" w:unhideWhenUsed="1"/>
+    <w:lsdException w:name="Table Subtle 1" w:semiHidden="1" w:unhideWhenUsed="1"/>
+    <w:lsdException w:name="Table Subtle 2" w:semiHidden="1" w:unhideWhenUsed="1"/>
+    <w:lsdException w:name="Table Web 1" w:semiHidden="1" w:unhideWhenUsed="1"/>
+    <w:lsdException w:name="Table Web 2" w:semiHidden="1" w:unhideWhenUsed="1"/>
+    <w:lsdException w:name="Table Web 3" w:semiHidden="1" w:unhideWhenUsed="1"/>
+    <w:lsdException w:name="Balloon Text" w:semiHidden="1" w:unhideWhenUsed="1"/>
+    <w:lsdException w:name="Table Grid" w:uiPriority="59"/>
+    <w:lsdException w:name="Table Theme" w:semiHidden="1" w:unhideWhenUsed="1"/>
+    <w:lsdException w:name="Placeholder Text" w:semiHidden="1"/>
+    <w:lsdException w:name="No Spacing" w:uiPriority="1" w:qFormat="1"/>
+    <w:lsdException w:name="Light Shading" w:uiPriority="60"/>
+    <w:lsdException w:name="Light List" w:uiPriority="61"/>
+    <w:lsdException w:name="Light Grid" w:uiPriority="62"/>
+    <w:lsdException w:name="Medium Shading 1" w:uiPriority="63"/>
+    <w:lsdException w:name="Medium Shading 2" w:uiPriority="64"/>
+    <w:lsdException w:name="Medium List 1" w:uiPriority="65"/>
+    <w:lsdException w:name="Medium List 2" w:uiPriority="66"/>
+    <w:lsdException w:name="Medium Grid 1" w:uiPriority="67"/>
+    <w:lsdException w:name="Medium Grid 2" w:uiPriority="68"/>
+    <w:lsdException w:name="Medium Grid 3" w:uiPriority="69"/>
+    <w:lsdException w:name="Dark List" w:uiPriority="70"/>
+    <w:lsdException w:name="Colorful Shading" w:uiPriority="71"/>
+    <w:lsdException w:name="Colorful List" w:uiPriority="72"/>
+    <w:lsdException w:name="Colorful Grid" w:uiPriority="73"/>
+    <w:lsdException w:name="Light Shading Accent 1" w:uiPriority="60"/>
+    <w:lsdException w:name="Light List Accent 1" w:uiPriority="61"/>
+    <w:lsdException w:name="Light Grid Accent 1" w:uiPriority="62"/>
+    <w:lsdException w:name="Medium Shading 1 Accent 1" w:uiPriority="63"/>
+    <w:lsdException w:name="Medium Shading 2 Accent 1" w:uiPriority="64"/>
+    <w:lsdException w:name="Medium List 1 Accent 1" w:uiPriority="65"/>
+    <w:lsdException w:name="Revision" w:semiHidden="1"/>
+    <w:lsdException w:name="List Paragraph" w:uiPriority="34" w:qFormat="1"/>
+    <w:lsdException w:name="Quote" w:uiPriority="29" w:qFormat="1"/>
+    <w:lsdException w:name="Intense Quote" w:uiPriority="30" w:qFormat="1"/>
+    <w:lsdException w:name="Medium List 2 Accent 1" w:uiPriority="66"/>
+    <w:lsdException w:name="Medium Grid 1 Accent 1" w:uiPriority="67"/>
+    <w:lsdException w:name="Medium Grid 2 Accent 1" w:uiPriority="68"/>
+    <w:lsdException w:name="Medium Grid 3 Accent 1" w:uiPriority="69"/>
+    <w:lsdException w:name="Dark List Accent 1" w:uiPriority="70"/>
+    <w:lsdException w:name="Colorful Shading Accent 1" w:uiPriority="71"/>
+    <w:lsdException w:name="Colorful List Accent 1" w:uiPriority="72"/>
+    <w:lsdException w:name="Colorful Grid Accent 1" w:uiPriority="73"/>
+    <w:lsdException w:name="Light Shading Accent 2" w:uiPriority="60"/>
+    <w:lsdException w:name="Light List Accent 2" w:uiPriority="61"/>
+    <w:lsdException w:name="Light Grid Accent 2" w:uiPriority="62"/>
+    <w:lsdException w:name="Medium Shading 1 Accent 2" w:uiPriority="63"/>
+    <w:lsdException w:name="Medium Shading 2 Accent 2" w:uiPriority="64"/>
+    <w:lsdException w:name="Medium List 1 Accent 2" w:uiPriority="65"/>
+    <w:lsdException w:name="Medium List 2 Accent 2" w:uiPriority="66"/>
+    <w:lsdException w:name="Medium Grid 1 Accent 2" w:uiPriority="67"/>
+    <w:lsdException w:name="Medium Grid 2 Accent 2" w:uiPriority="68"/>
+    <w:lsdException w:name="Medium Grid 3 Accent 2" w:uiPriority="69"/>
+    <w:lsdException w:name="Dark List Accent 2" w:uiPriority="70"/>
+    <w:lsdException w:name="Colorful Shading Accent 2" w:uiPriority="71"/>
+    <w:lsdException w:name="Colorful List Accent 2" w:uiPriority="72"/>
+    <w:lsdException w:name="Colorful Grid Accent 2" w:uiPriority="73"/>
+    <w:lsdException w:name="Light Shading Accent 3" w:uiPriority="60"/>
+    <w:lsdException w:name="Light List Accent 3" w:uiPriority="61"/>
+    <w:lsdException w:name="Light Grid Accent 3" w:uiPriority="62"/>
+    <w:lsdException w:name="Medium Shading 1 Accent 3" w:uiPriority="63"/>
+    <w:lsdException w:name="Medium Shading 2 Accent 3" w:uiPriority="64"/>
+    <w:lsdException w:name="Medium List 1 Accent 3" w:uiPriority="65"/>
+    <w:lsdException w:name="Medium List 2 Accent 3" w:uiPriority="66"/>
+    <w:lsdException w:name="Medium Grid 1 Accent 3" w:uiPriority="67"/>
+    <w:lsdException w:name="Medium Grid 2 Accent 3" w:uiPriority="68"/>
+    <w:lsdException w:name="Medium Grid 3 Accent 3" w:uiPriority="69"/>
+    <w:lsdException w:name="Dark List Accent 3" w:uiPriority="70"/>
+    <w:lsdException w:name="Colorful Shading Accent 3" w:uiPriority="71"/>
+    <w:lsdException w:name="Colorful List Accent 3" w:uiPriority="72"/>
+    <w:lsdException w:name="Colorful Grid Accent 3" w:uiPriority="73"/>
+    <w:lsdException w:name="Light Shading Accent 4" w:uiPriority="60"/>
+    <w:lsdException w:name="Light List Accent 4" w:uiPriority="61"/>
+    <w:lsdException w:name="Light Grid Accent 4" w:uiPriority="62"/>
+    <w:lsdException w:name="Medium Shading 1 Accent 4" w:uiPriority="63"/>
+    <w:lsdException w:name="Medium Shading 2 Accent 4" w:uiPriority="64"/>
+    <w:lsdException w:name="Medium List 1 Accent 4" w:uiPriority="65"/>
+    <w:lsdException w:name="Medium List 2 Accent 4" w:uiPriority="66"/>
+    <w:lsdException w:name="Medium Grid 1 Accent 4" w:uiPriority="67"/>
+    <w:lsdException w:name="Medium Grid 2 Accent 4" w:uiPriority="68"/>
+    <w:lsdException w:name="Medium Grid 3 Accent 4" w:uiPriority="69"/>
+    <w:lsdException w:name="Dark List Accent 4" w:uiPriority="70"/>
+    <w:lsdException w:name="Colorful Shading Accent 4" w:uiPriority="71"/>
+    <w:lsdException w:name="Colorful List Accent 4" w:uiPriority="72"/>
+    <w:lsdException w:name="Colorful Grid Accent 4" w:uiPriority="73"/>
+    <w:lsdException w:name="Light Shading Accent 5" w:uiPriority="60"/>
+    <w:lsdException w:name="Light List Accent 5" w:uiPriority="61"/>
+    <w:lsdException w:name="Light Grid Accent 5" w:uiPriority="62"/>
+    <w:lsdException w:name="Medium Shading 1 Accent 5" w:uiPriority="63"/>
+    <w:lsdException w:name="Medium Shading 2 Accent 5" w:uiPriority="64"/>
+    <w:lsdException w:name="Medium List 1 Accent 5" w:uiPriority="65"/>
+    <w:lsdException w:name="Medium List 2 Accent 5" w:uiPriority="66"/>
+    <w:lsdException w:name="Medium Grid 1 Accent 5" w:uiPriority="67"/>
+    <w:lsdException w:name="Medium Grid 2 Accent 5" w:uiPriority="68"/>
+    <w:lsdException w:name="Medium Grid 3 Accent 5" w:uiPriority="69"/>
+    <w:lsdException w:name="Dark List Accent 5" w:uiPriority="70"/>
+    <w:lsdException w:name="Colorful Shading Accent 5" w:uiPriority="71"/>
+    <w:lsdException w:name="Colorful List Accent 5" w:uiPriority="72"/>
+    <w:lsdException w:name="Colorful Grid Accent 5" w:uiPriority="73"/>
+    <w:lsdException w:name="Light Shading Accent 6" w:uiPriority="60"/>
+    <w:lsdException w:name="Light List Accent 6" w:uiPriority="61"/>
+    <w:lsdException w:name="Light Grid Accent 6" w:uiPriority="62"/>
+    <w:lsdException w:name="Medium Shading 1 Accent 6" w:uiPriority="63"/>
+    <w:lsdException w:name="Medium Shading 2 Accent 6" w:uiPriority="64"/>
+    <w:lsdException w:name="Medium List 1 Accent 6" w:uiPriority="65"/>
+    <w:lsdException w:name="Medium List 2 Accent 6" w:uiPriority="66"/>
+    <w:lsdException w:name="Medium Grid 1 Accent 6" w:uiPriority="67"/>
+    <w:lsdException w:name="Medium Grid 2 Accent 6" w:uiPriority="68"/>
+    <w:lsdException w:name="Medium Grid 3 Accent 6" w:uiPriority="69"/>
+    <w:lsdException w:name="Dark List Accent 6" w:uiPriority="70"/>
+    <w:lsdException w:name="Colorful Shading Accent 6" w:uiPriority="71"/>
+    <w:lsdException w:name="Colorful List Accent 6" w:uiPriority="72"/>
+    <w:lsdException w:name="Colorful Grid Accent 6" w:uiPriority="73"/>
+    <w:lsdException w:name="Subtle Emphasis" w:uiPriority="19" w:qFormat="1"/>
+    <w:lsdException w:name="Intense Emphasis" w:uiPriority="21" w:qFormat="1"/>
+    <w:lsdException w:name="Subtle Reference" w:uiPriority="31" w:qFormat="1"/>
+    <w:lsdException w:name="Intense Reference" w:uiPriority="32" w:qFormat="1"/>
+    <w:lsdException w:name="Book Title" w:uiPriority="33" w:qFormat="1"/>
+    <w:lsdException w:name="Bibliography" w:semiHidden="1" w:uiPriority="37" w:unhideWhenUsed="1"/>
+    <w:lsdException w:name="TOC Heading" w:semiHidden="1" w:uiPriority="39" w:unhideWhenUsed="1" w:qFormat="1"/>
+    <w:lsdException w:name="Plain Table 1" w:uiPriority="41"/>
+    <w:lsdException w:name="Plain Table 2" w:uiPriority="42"/>
+    <w:lsdException w:name="Plain Table 3" w:uiPriority="43"/>
+    <w:lsdException w:name="Plain Table 4" w:uiPriority="44"/>
+    <w:lsdException w:name="Plain Table 5" w:uiPriority="45"/>
+    <w:lsdException w:name="Grid Table Light" w:uiPriority="40"/>
+    <w:lsdException w:name="Grid Table 1 Light" w:uiPriority="46"/>
+    <w:lsdException w:name="Grid Table 2" w:uiPriority="47"/>
+    <w:lsdException w:name="Grid Table 3" w:uiPriority="48"/>
+    <w:lsdException w:name="Grid Table 4" w:uiPriority="49"/>
+    <w:lsdException w:name="Grid Table 5 Dark" w:uiPriority="50"/>
+    <w:lsdException w:name="Grid Table 6 Colorful" w:uiPriority="51"/>
+    <w:lsdException w:name="Grid Table 7 Colorful" w:uiPriority="52"/>
+    <w:lsdException w:name="Grid Table 1 Light Accent 1" w:uiPriority="46"/>
+    <w:lsdException w:name="Grid Table 2 Accent 1" w:uiPriority="47"/>
+    <w:lsdException w:name="Grid Table 3 Accent 1" w:uiPriority="48"/>
+    <w:lsdException w:name="Grid Table 4 Accent 1" w:uiPriority="49"/>
+    <w:lsdException w:name="Grid Table 5 Dark Accent 1" w:uiPriority="50"/>
+    <w:lsdException w:name="Grid Table 6 Colorful Accent 1" w:uiPriority="51"/>
+    <w:lsdException w:name="Grid Table 7 Colorful Accent 1" w:uiPriority="52"/>
+    <w:lsdException w:name="Grid Table 1 Light Accent 2" w:uiPriority="46"/>
+    <w:lsdException w:name="Grid Table 2 Accent 2" w:uiPriority="47"/>
+    <w:lsdException w:name="Grid Table 3 Accent 2" w:uiPriority="48"/>
+    <w:lsdException w:name="Grid Table 4 Accent 2" w:uiPriority="49"/>
+    <w:lsdException w:name="Grid Table 5 Dark Accent 2" w:uiPriority="50"/>
+    <w:lsdException w:name="Grid Table 6 Colorful Accent 2" w:uiPriority="51"/>
+    <w:lsdException w:name="Grid Table 7 Colorful Accent 2" w:uiPriority="52"/>
+    <w:lsdException w:name="Grid Table 1 Light Accent 3" w:uiPriority="46"/>
+    <w:lsdException w:name="Grid Table 2 Accent 3" w:uiPriority="47"/>
+    <w:lsdException w:name="Grid Table 3 Accent 3" w:uiPriority="48"/>
+    <w:lsdException w:name="Grid Table 4 Accent 3" w:uiPriority="49"/>
+    <w:lsdException w:name="Grid Table 5 Dark Accent 3" w:uiPriority="50"/>
+    <w:lsdException w:name="Grid Table 6 Colorful Accent 3" w:uiPriority="51"/>
+    <w:lsdException w:name="Grid Table 7 Colorful Accent 3" w:uiPriority="52"/>
+    <w:lsdException w:name="Grid Table 1 Light Accent 4" w:uiPriority="46"/>
+    <w:lsdException w:name="Grid Table 2 Accent 4" w:uiPriority="47"/>
+    <w:lsdException w:name="Grid Table 3 Accent 4" w:uiPriority="48"/>
+    <w:lsdException w:name="Grid Table 4 Accent 4" w:uiPriority="49"/>
+    <w:lsdException w:name="Grid Table 5 Dark Accent 4" w:uiPriority="50"/>
+    <w:lsdException w:name="Grid Table 6 Colorful Accent 4" w:uiPriority="51"/>
+    <w:lsdException w:name="Grid Table 7 Colorful Accent 4" w:uiPriority="52"/>
+    <w:lsdException w:name="Grid Table 1 Light Accent 5" w:uiPriority="46"/>
+    <w:lsdException w:name="Grid Table 2 Accent 5" w:uiPriority="47"/>
+    <w:lsdException w:name="Grid Table 3 Accent 5" w:uiPriority="48"/>
+    <w:lsdException w:name="Grid Table 4 Accent 5" w:uiPriority="49"/>
+    <w:lsdException w:name="Grid Table 5 Dark Accent 5" w:uiPriority="50"/>
+    <w:lsdException w:name="Grid Table 6 Colorful Accent 5" w:uiPriority="51"/>
+    <w:lsdException w:name="Grid Table 7 Colorful Accent 5" w:uiPriority="52"/>
+    <w:lsdException w:name="Grid Table 1 Light Accent 6" w:uiPriority="46"/>
+    <w:lsdException w:name="Grid Table 2 Accent 6" w:uiPriority="47"/>
+    <w:lsdException w:name="Grid Table 3 Accent 6" w:uiPriority="48"/>
+    <w:lsdException w:name="Grid Table 4 Accent 6" w:uiPriority="49"/>
+    <w:lsdException w:name="Grid Table 5 Dark Accent 6" w:uiPriority="50"/>
+    <w:lsdException w:name="Grid Table 6 Colorful Accent 6" w:uiPriority="51"/>
+    <w:lsdException w:name="Grid Table 7 Colorful Accent 6" w:uiPriority="52"/>
+    <w:lsdException w:name="List Table 1 Light" w:uiPriority="46"/>
+    <w:lsdException w:name="List Table 2" w:uiPriority="47"/>
+    <w:lsdException w:name="List Table 3" w:uiPriority="48"/>
+    <w:lsdException w:name="List Table 4" w:uiPriority="49"/>
+    <w:lsdException w:name="List Table 5 Dark" w:uiPriority="50"/>
+    <w:lsdException w:name="List Table 6 Colorful" w:uiPriority="51"/>
+    <w:lsdException w:name="List Table 7 Colorful" w:uiPriority="52"/>
+    <w:lsdException w:name="List Table 1 Light Accent 1" w:uiPriority="46"/>
+    <w:lsdException w:name="List Table 2 Accent 1" w:uiPriority="47"/>
+    <w:lsdException w:name="List Table 3 Accent 1" w:uiPriority="48"/>
+    <w:lsdException w:name="List Table 4 Accent 1" w:uiPriority="49"/>
+    <w:lsdException w:name="List Table 5 Dark Accent 1" w:uiPriority="50"/>
+    <w:lsdException w:name="List Table 6 Colorful Accent 1" w:uiPriority="51"/>
+    <w:lsdException w:name="List Table 7 Colorful Accent 1" w:uiPriority="52"/>
+    <w:lsdException w:name="List Table 1 Light Accent 2" w:uiPriority="46"/>
+    <w:lsdException w:name="List Table 2 Accent 2" w:uiPriority="47"/>
+    <w:lsdException w:name="List Table 3 Accent 2" w:uiPriority="48"/>
+    <w:lsdException w:name="List Table 4 Accent 2" w:uiPriority="49"/>
+    <w:lsdException w:name="List Table 5 Dark Accent 2" w:uiPriority="50"/>
+    <w:lsdException w:name="List Table 6 Colorful Accent 2" w:uiPriority="51"/>
+    <w:lsdException w:name="List Table 7 Colorful Accent 2" w:uiPriority="52"/>
+    <w:lsdException w:name="List Table 1 Light Accent 3" w:uiPriority="46"/>
+    <w:lsdException w:name="List Table 2 Accent 3" w:uiPriority="47"/>
+    <w:lsdException w:name="List Table 3 Accent 3" w:uiPriority="48"/>
+    <w:lsdException w:name="List Table 4 Accent 3" w:uiPriority="49"/>
+    <w:lsdException w:name="List Table 5 Dark Accent 3" w:uiPriority="50"/>
+    <w:lsdException w:name="List Table 6 Colorful Accent 3" w:uiPriority="51"/>
+    <w:lsdException w:name="List Table 7 Colorful Accent 3" w:uiPriority="52"/>
+    <w:lsdException w:name="List Table 1 Light Accent 4" w:uiPriority="46"/>
+    <w:lsdException w:name="List Table 2 Accent 4" w:uiPriority="47"/>
+    <w:lsdException w:name="List Table 3 Accent 4" w:uiPriority="48"/>
+    <w:lsdException w:name="List Table 4 Accent 4" w:uiPriority="49"/>
+    <w:lsdException w:name="List Table 5 Dark Accent 4" w:uiPriority="50"/>
+    <w:lsdException w:name="List Table 6 Colorful Accent 4" w:uiPriority="51"/>
+    <w:lsdException w:name="List Table 7 Colorful Accent 4" w:uiPriority="52"/>
+    <w:lsdException w:name="List Table 1 Light Accent 5" w:uiPriority="46"/>
+    <w:lsdException w:name="List Table 2 Accent 5" w:uiPriority="47"/>
+    <w:lsdException w:name="List Table 3 Accent 5" w:uiPriority="48"/>
+    <w:lsdException w:name="List Table 4 Accent 5" w:uiPriority="49"/>
+    <w:lsdException w:name="List Table 5 Dark Accent 5" w:uiPriority="50"/>
+    <w:lsdException w:name="List Table 6 Colorful Accent 5" w:uiPriority="51"/>
+    <w:lsdException w:name="List Table 7 Colorful Accent 5" w:uiPriority="52"/>
+    <w:lsdException w:name="List Table 1 Light Accent 6" w:uiPriority="46"/>
+    <w:lsdException w:name="List Table 2 Accent 6" w:uiPriority="47"/>
+    <w:lsdException w:name="List Table 3 Accent 6" w:uiPriority="48"/>
+    <w:lsdException w:name="List Table 4 Accent 6" w:uiPriority="49"/>
+    <w:lsdException w:name="List Table 5 Dark Accent 6" w:uiPriority="50"/>
+    <w:lsdException w:name="List Table 6 Colorful Accent 6" w:uiPriority="51"/>
+    <w:lsdException w:name="List Table 7 Colorful Accent 6" w:uiPriority="52"/>
+    <w:lsdException w:name="Mention" w:semiHidden="1" w:unhideWhenUsed="1"/>
+    <w:lsdException w:name="Smart Hyperlink" w:semiHidden="1" w:unhideWhenUsed="1"/>
+    <w:lsdException w:name="Hashtag" w:semiHidden="1" w:unhideWhenUsed="1"/>
+    <w:lsdException w:name="Unresolved Mention" w:semiHidden="1" w:unhideWhenUsed="1"/>
+    <w:lsdException w:name="Smart Link" w:semiHidden="1" w:unhideWhenUsed="1"/>
   </w:latentStyles>
   <w:style w:type="paragraph" w:default="1" w:styleId="Normal">
     <w:name w:val="Normal"/>
@@ -5135,7 +6520,6 @@
     <w:uiPriority w:val="99"/>
     <w:semiHidden/>
     <w:unhideWhenUsed/>
-    <w:qFormat/>
     <w:tblPr>
       <w:tblInd w:w="0" w:type="dxa"/>
       <w:tblCellMar>
@@ -5178,7 +6562,6 @@
       <w:lang w:val="en-US"/>
     </w:rPr>
     <w:tblPr>
-      <w:tblInd w:w="0" w:type="dxa"/>
       <w:tblBorders>
         <w:top w:val="single" w:sz="4" w:space="0" w:color="000000" w:themeColor="text1"/>
         <w:left w:val="single" w:sz="4" w:space="0" w:color="000000" w:themeColor="text1"/>
@@ -5187,12 +6570,6 @@
         <w:insideH w:val="single" w:sz="4" w:space="0" w:color="000000" w:themeColor="text1"/>
         <w:insideV w:val="single" w:sz="4" w:space="0" w:color="000000" w:themeColor="text1"/>
       </w:tblBorders>
-      <w:tblCellMar>
-        <w:top w:w="0" w:type="dxa"/>
-        <w:left w:w="108" w:type="dxa"/>
-        <w:bottom w:w="0" w:type="dxa"/>
-        <w:right w:w="108" w:type="dxa"/>
-      </w:tblCellMar>
     </w:tblPr>
   </w:style>
   <w:style w:type="paragraph" w:styleId="Header">
